--- a/docs/qms/evidence-2026/QMS_Word/registers__REG-08_Release_and_Deployment_Register.docx
+++ b/docs/qms/evidence-2026/QMS_Word/registers__REG-08_Release_and_Deployment_Register.docx
@@ -403,16 +403,16 @@
         </w:tblCellMar>
       </w:tblPr>
       <w:tblGrid>
-        <w:gridCol w:w="805"/>
-        <w:gridCol w:w="558"/>
-        <w:gridCol w:w="898"/>
-        <w:gridCol w:w="990"/>
-        <w:gridCol w:w="964"/>
-        <w:gridCol w:w="1471"/>
-        <w:gridCol w:w="1701"/>
-        <w:gridCol w:w="1378"/>
-        <w:gridCol w:w="1061"/>
-        <w:gridCol w:w="1513"/>
+        <w:gridCol w:w="799"/>
+        <w:gridCol w:w="547"/>
+        <w:gridCol w:w="871"/>
+        <w:gridCol w:w="972"/>
+        <w:gridCol w:w="1624"/>
+        <w:gridCol w:w="1386"/>
+        <w:gridCol w:w="1433"/>
+        <w:gridCol w:w="1285"/>
+        <w:gridCol w:w="1054"/>
+        <w:gridCol w:w="1368"/>
       </w:tblGrid>
       <w:tr>
         <w:trPr>
@@ -420,7 +420,7 @@
         </w:trPr>
         <w:tc>
           <w:tcPr>
-            <w:tcW w:w="805" w:type="dxa"/>
+            <w:tcW w:w="799" w:type="dxa"/>
             <w:tcBorders/>
             <w:vAlign w:val="center"/>
           </w:tcPr>
@@ -442,7 +442,7 @@
         </w:tc>
         <w:tc>
           <w:tcPr>
-            <w:tcW w:w="558" w:type="dxa"/>
+            <w:tcW w:w="547" w:type="dxa"/>
             <w:tcBorders/>
             <w:vAlign w:val="center"/>
           </w:tcPr>
@@ -464,7 +464,7 @@
         </w:tc>
         <w:tc>
           <w:tcPr>
-            <w:tcW w:w="898" w:type="dxa"/>
+            <w:tcW w:w="871" w:type="dxa"/>
             <w:tcBorders/>
             <w:vAlign w:val="center"/>
           </w:tcPr>
@@ -486,7 +486,7 @@
         </w:tc>
         <w:tc>
           <w:tcPr>
-            <w:tcW w:w="990" w:type="dxa"/>
+            <w:tcW w:w="972" w:type="dxa"/>
             <w:tcBorders/>
             <w:vAlign w:val="center"/>
           </w:tcPr>
@@ -508,7 +508,7 @@
         </w:tc>
         <w:tc>
           <w:tcPr>
-            <w:tcW w:w="964" w:type="dxa"/>
+            <w:tcW w:w="1624" w:type="dxa"/>
             <w:tcBorders/>
             <w:vAlign w:val="center"/>
           </w:tcPr>
@@ -530,7 +530,7 @@
         </w:tc>
         <w:tc>
           <w:tcPr>
-            <w:tcW w:w="1471" w:type="dxa"/>
+            <w:tcW w:w="1386" w:type="dxa"/>
             <w:tcBorders/>
             <w:vAlign w:val="center"/>
           </w:tcPr>
@@ -552,7 +552,7 @@
         </w:tc>
         <w:tc>
           <w:tcPr>
-            <w:tcW w:w="1701" w:type="dxa"/>
+            <w:tcW w:w="1433" w:type="dxa"/>
             <w:tcBorders/>
             <w:vAlign w:val="center"/>
           </w:tcPr>
@@ -574,7 +574,7 @@
         </w:tc>
         <w:tc>
           <w:tcPr>
-            <w:tcW w:w="1378" w:type="dxa"/>
+            <w:tcW w:w="1285" w:type="dxa"/>
             <w:tcBorders/>
             <w:vAlign w:val="center"/>
           </w:tcPr>
@@ -596,7 +596,7 @@
         </w:tc>
         <w:tc>
           <w:tcPr>
-            <w:tcW w:w="1061" w:type="dxa"/>
+            <w:tcW w:w="1054" w:type="dxa"/>
             <w:tcBorders/>
             <w:vAlign w:val="center"/>
           </w:tcPr>
@@ -618,7 +618,7 @@
         </w:tc>
         <w:tc>
           <w:tcPr>
-            <w:tcW w:w="1513" w:type="dxa"/>
+            <w:tcW w:w="1368" w:type="dxa"/>
             <w:tcBorders/>
             <w:vAlign w:val="center"/>
           </w:tcPr>
@@ -643,7 +643,7 @@
         <w:trPr/>
         <w:tc>
           <w:tcPr>
-            <w:tcW w:w="805" w:type="dxa"/>
+            <w:tcW w:w="799" w:type="dxa"/>
             <w:tcBorders/>
             <w:vAlign w:val="center"/>
           </w:tcPr>
@@ -665,7 +665,7 @@
         </w:tc>
         <w:tc>
           <w:tcPr>
-            <w:tcW w:w="558" w:type="dxa"/>
+            <w:tcW w:w="547" w:type="dxa"/>
             <w:tcBorders/>
             <w:vAlign w:val="center"/>
           </w:tcPr>
@@ -685,7 +685,7 @@
         </w:tc>
         <w:tc>
           <w:tcPr>
-            <w:tcW w:w="898" w:type="dxa"/>
+            <w:tcW w:w="871" w:type="dxa"/>
             <w:tcBorders/>
             <w:vAlign w:val="center"/>
           </w:tcPr>
@@ -707,7 +707,7 @@
         </w:tc>
         <w:tc>
           <w:tcPr>
-            <w:tcW w:w="990" w:type="dxa"/>
+            <w:tcW w:w="972" w:type="dxa"/>
             <w:tcBorders/>
             <w:vAlign w:val="center"/>
           </w:tcPr>
@@ -733,7 +733,7 @@
         </w:tc>
         <w:tc>
           <w:tcPr>
-            <w:tcW w:w="964" w:type="dxa"/>
+            <w:tcW w:w="1624" w:type="dxa"/>
             <w:tcBorders/>
             <w:vAlign w:val="center"/>
           </w:tcPr>
@@ -753,7 +753,7 @@
         </w:tc>
         <w:tc>
           <w:tcPr>
-            <w:tcW w:w="1471" w:type="dxa"/>
+            <w:tcW w:w="1386" w:type="dxa"/>
             <w:tcBorders/>
             <w:vAlign w:val="center"/>
           </w:tcPr>
@@ -789,7 +789,7 @@
         </w:tc>
         <w:tc>
           <w:tcPr>
-            <w:tcW w:w="1701" w:type="dxa"/>
+            <w:tcW w:w="1433" w:type="dxa"/>
             <w:tcBorders/>
             <w:vAlign w:val="center"/>
           </w:tcPr>
@@ -839,7 +839,7 @@
         </w:tc>
         <w:tc>
           <w:tcPr>
-            <w:tcW w:w="1378" w:type="dxa"/>
+            <w:tcW w:w="1285" w:type="dxa"/>
             <w:tcBorders/>
             <w:vAlign w:val="center"/>
           </w:tcPr>
@@ -865,7 +865,7 @@
         </w:tc>
         <w:tc>
           <w:tcPr>
-            <w:tcW w:w="1061" w:type="dxa"/>
+            <w:tcW w:w="1054" w:type="dxa"/>
             <w:tcBorders/>
             <w:vAlign w:val="center"/>
           </w:tcPr>
@@ -887,7 +887,7 @@
         </w:tc>
         <w:tc>
           <w:tcPr>
-            <w:tcW w:w="1513" w:type="dxa"/>
+            <w:tcW w:w="1368" w:type="dxa"/>
             <w:tcBorders/>
             <w:vAlign w:val="center"/>
           </w:tcPr>
@@ -908,6 +908,309 @@
             <w:r>
               <w:rPr/>
               <w:t xml:space="preserve"> (retrospective, prepared 2026-10-06)</w:t>
+            </w:r>
+          </w:p>
+        </w:tc>
+      </w:tr>
+      <w:tr>
+        <w:trPr/>
+        <w:tc>
+          <w:tcPr>
+            <w:tcW w:w="799" w:type="dxa"/>
+            <w:tcBorders/>
+            <w:vAlign w:val="center"/>
+          </w:tcPr>
+          <w:p>
+            <w:pPr>
+              <w:pStyle w:val="TableContents"/>
+              <w:bidi w:val="0"/>
+              <w:spacing w:before="0" w:after="283"/>
+              <w:jc w:val="left"/>
+              <w:rPr/>
+            </w:pPr>
+            <w:r>
+              <w:rPr>
+                <w:rStyle w:val="SourceText"/>
+              </w:rPr>
+              <w:t>v1.4.1</w:t>
+            </w:r>
+          </w:p>
+        </w:tc>
+        <w:tc>
+          <w:tcPr>
+            <w:tcW w:w="547" w:type="dxa"/>
+            <w:tcBorders/>
+            <w:vAlign w:val="center"/>
+          </w:tcPr>
+          <w:p>
+            <w:pPr>
+              <w:pStyle w:val="TableContents"/>
+              <w:bidi w:val="0"/>
+              <w:spacing w:before="0" w:after="283"/>
+              <w:jc w:val="left"/>
+              <w:rPr/>
+            </w:pPr>
+            <w:r>
+              <w:rPr/>
+              <w:t>2026-10-06</w:t>
+            </w:r>
+          </w:p>
+        </w:tc>
+        <w:tc>
+          <w:tcPr>
+            <w:tcW w:w="871" w:type="dxa"/>
+            <w:tcBorders/>
+            <w:vAlign w:val="center"/>
+          </w:tcPr>
+          <w:p>
+            <w:pPr>
+              <w:pStyle w:val="TableContents"/>
+              <w:bidi w:val="0"/>
+              <w:spacing w:before="0" w:after="283"/>
+              <w:jc w:val="left"/>
+              <w:rPr/>
+            </w:pPr>
+            <w:r>
+              <w:rPr>
+                <w:rStyle w:val="SourceText"/>
+              </w:rPr>
+              <w:t>f1b8445</w:t>
+            </w:r>
+          </w:p>
+        </w:tc>
+        <w:tc>
+          <w:tcPr>
+            <w:tcW w:w="972" w:type="dxa"/>
+            <w:tcBorders/>
+            <w:vAlign w:val="center"/>
+          </w:tcPr>
+          <w:p>
+            <w:pPr>
+              <w:pStyle w:val="TableContents"/>
+              <w:bidi w:val="0"/>
+              <w:spacing w:before="0" w:after="283"/>
+              <w:jc w:val="left"/>
+              <w:rPr/>
+            </w:pPr>
+            <w:r>
+              <w:rPr>
+                <w:rStyle w:val="SourceText"/>
+              </w:rPr>
+              <w:t>v1.4.1</w:t>
+            </w:r>
+            <w:r>
+              <w:rPr/>
+              <w:t xml:space="preserve"> (annotated)</w:t>
+            </w:r>
+          </w:p>
+        </w:tc>
+        <w:tc>
+          <w:tcPr>
+            <w:tcW w:w="1624" w:type="dxa"/>
+            <w:tcBorders/>
+            <w:vAlign w:val="center"/>
+          </w:tcPr>
+          <w:p>
+            <w:pPr>
+              <w:pStyle w:val="TableContents"/>
+              <w:bidi w:val="0"/>
+              <w:spacing w:before="0" w:after="283"/>
+              <w:jc w:val="left"/>
+              <w:rPr/>
+            </w:pPr>
+            <w:r>
+              <w:rPr/>
+              <w:t xml:space="preserve">backend </w:t>
+            </w:r>
+            <w:r>
+              <w:rPr>
+                <w:rStyle w:val="SourceText"/>
+              </w:rPr>
+              <w:t>1.4.1</w:t>
+            </w:r>
+            <w:r>
+              <w:rPr/>
+              <w:t xml:space="preserve"> (</w:t>
+            </w:r>
+            <w:r>
+              <w:rPr>
+                <w:rStyle w:val="SourceText"/>
+              </w:rPr>
+              <w:t>b76f52f25790</w:t>
+            </w:r>
+            <w:r>
+              <w:rPr/>
+              <w:t xml:space="preserve">), voice </w:t>
+            </w:r>
+            <w:r>
+              <w:rPr>
+                <w:rStyle w:val="SourceText"/>
+              </w:rPr>
+              <w:t>1.4.1</w:t>
+            </w:r>
+            <w:r>
+              <w:rPr/>
+              <w:t xml:space="preserve"> (</w:t>
+            </w:r>
+            <w:r>
+              <w:rPr>
+                <w:rStyle w:val="SourceText"/>
+              </w:rPr>
+              <w:t>7f36df3acbfb</w:t>
+            </w:r>
+            <w:r>
+              <w:rPr/>
+              <w:t xml:space="preserve">) — release source layered on the 2026-10-06 images; frontend </w:t>
+            </w:r>
+            <w:r>
+              <w:rPr>
+                <w:rStyle w:val="SourceText"/>
+              </w:rPr>
+              <w:t>1.4.1</w:t>
+            </w:r>
+            <w:r>
+              <w:rPr/>
+              <w:t xml:space="preserve"> (</w:t>
+            </w:r>
+            <w:r>
+              <w:rPr>
+                <w:rStyle w:val="SourceText"/>
+              </w:rPr>
+              <w:t>fac7039d292a</w:t>
+            </w:r>
+            <w:r>
+              <w:rPr/>
+              <w:t>) built from source</w:t>
+            </w:r>
+          </w:p>
+        </w:tc>
+        <w:tc>
+          <w:tcPr>
+            <w:tcW w:w="1386" w:type="dxa"/>
+            <w:tcBorders/>
+            <w:vAlign w:val="center"/>
+          </w:tcPr>
+          <w:p>
+            <w:pPr>
+              <w:pStyle w:val="TableContents"/>
+              <w:bidi w:val="0"/>
+              <w:spacing w:before="0" w:after="283"/>
+              <w:jc w:val="left"/>
+              <w:rPr/>
+            </w:pPr>
+            <w:r>
+              <w:rPr/>
+              <w:t>Unchanged (REG-02)</w:t>
+            </w:r>
+          </w:p>
+        </w:tc>
+        <w:tc>
+          <w:tcPr>
+            <w:tcW w:w="1433" w:type="dxa"/>
+            <w:tcBorders/>
+            <w:vAlign w:val="center"/>
+          </w:tcPr>
+          <w:p>
+            <w:pPr>
+              <w:pStyle w:val="TableContents"/>
+              <w:bidi w:val="0"/>
+              <w:spacing w:before="0" w:after="283"/>
+              <w:jc w:val="left"/>
+              <w:rPr/>
+            </w:pPr>
+            <w:r>
+              <w:rPr/>
+              <w:t xml:space="preserve">Unit: </w:t>
+            </w:r>
+            <w:r>
+              <w:rPr>
+                <w:rStyle w:val="Strong"/>
+              </w:rPr>
+              <w:t>pass</w:t>
+            </w:r>
+            <w:r>
+              <w:rPr/>
+              <w:t xml:space="preserve"> — backend 50/50, voice 131/131, tsc 0 (before deployment) · Acceptance: run 4 </w:t>
+            </w:r>
+            <w:r>
+              <w:rPr>
+                <w:rStyle w:val="Strong"/>
+              </w:rPr>
+              <w:t>11/11 executable pass</w:t>
+            </w:r>
+            <w:r>
+              <w:rPr/>
+              <w:t xml:space="preserve"> (after deployment; no separate test environment) · Golden: blocked (NC-2026-008)</w:t>
+            </w:r>
+          </w:p>
+        </w:tc>
+        <w:tc>
+          <w:tcPr>
+            <w:tcW w:w="1285" w:type="dxa"/>
+            <w:tcBorders/>
+            <w:vAlign w:val="center"/>
+          </w:tcPr>
+          <w:p>
+            <w:pPr>
+              <w:pStyle w:val="TableContents"/>
+              <w:bidi w:val="0"/>
+              <w:spacing w:before="0" w:after="283"/>
+              <w:jc w:val="left"/>
+              <w:rPr/>
+            </w:pPr>
+            <w:r>
+              <w:rPr/>
+              <w:t xml:space="preserve">NC-2026-008, NC-2026-016 — concession </w:t>
+            </w:r>
+            <w:r>
+              <w:rPr>
+                <w:rStyle w:val="Strong"/>
+              </w:rPr>
+              <w:t>not yet recorded</w:t>
+            </w:r>
+          </w:p>
+        </w:tc>
+        <w:tc>
+          <w:tcPr>
+            <w:tcW w:w="1054" w:type="dxa"/>
+            <w:tcBorders/>
+            <w:vAlign w:val="center"/>
+          </w:tcPr>
+          <w:p>
+            <w:pPr>
+              <w:pStyle w:val="TableContents"/>
+              <w:bidi w:val="0"/>
+              <w:spacing w:before="0" w:after="283"/>
+              <w:jc w:val="left"/>
+              <w:rPr/>
+            </w:pPr>
+            <w:r>
+              <w:rPr>
+                <w:rStyle w:val="SourceText"/>
+              </w:rPr>
+              <w:t>________</w:t>
+            </w:r>
+          </w:p>
+        </w:tc>
+        <w:tc>
+          <w:tcPr>
+            <w:tcW w:w="1368" w:type="dxa"/>
+            <w:tcBorders/>
+            <w:vAlign w:val="center"/>
+          </w:tcPr>
+          <w:p>
+            <w:pPr>
+              <w:pStyle w:val="TableContents"/>
+              <w:bidi w:val="0"/>
+              <w:spacing w:before="0" w:after="283"/>
+              <w:jc w:val="left"/>
+              <w:rPr/>
+            </w:pPr>
+            <w:r>
+              <w:rPr>
+                <w:rStyle w:val="SourceText"/>
+              </w:rPr>
+              <w:t>records/releases/2026-10-06_v1.4.1.md</w:t>
             </w:r>
           </w:p>
         </w:tc>
@@ -939,14 +1242,14 @@
         </w:tblCellMar>
       </w:tblPr>
       <w:tblGrid>
-        <w:gridCol w:w="2152"/>
-        <w:gridCol w:w="1276"/>
-        <w:gridCol w:w="1290"/>
-        <w:gridCol w:w="1954"/>
-        <w:gridCol w:w="997"/>
-        <w:gridCol w:w="921"/>
-        <w:gridCol w:w="1653"/>
-        <w:gridCol w:w="1096"/>
+        <w:gridCol w:w="2139"/>
+        <w:gridCol w:w="1271"/>
+        <w:gridCol w:w="1370"/>
+        <w:gridCol w:w="1871"/>
+        <w:gridCol w:w="984"/>
+        <w:gridCol w:w="920"/>
+        <w:gridCol w:w="1675"/>
+        <w:gridCol w:w="1109"/>
       </w:tblGrid>
       <w:tr>
         <w:trPr>
@@ -954,7 +1257,7 @@
         </w:trPr>
         <w:tc>
           <w:tcPr>
-            <w:tcW w:w="2152" w:type="dxa"/>
+            <w:tcW w:w="2139" w:type="dxa"/>
             <w:tcBorders/>
             <w:vAlign w:val="center"/>
           </w:tcPr>
@@ -976,7 +1279,7 @@
         </w:tc>
         <w:tc>
           <w:tcPr>
-            <w:tcW w:w="1276" w:type="dxa"/>
+            <w:tcW w:w="1271" w:type="dxa"/>
             <w:tcBorders/>
             <w:vAlign w:val="center"/>
           </w:tcPr>
@@ -998,7 +1301,7 @@
         </w:tc>
         <w:tc>
           <w:tcPr>
-            <w:tcW w:w="1290" w:type="dxa"/>
+            <w:tcW w:w="1370" w:type="dxa"/>
             <w:tcBorders/>
             <w:vAlign w:val="center"/>
           </w:tcPr>
@@ -1020,7 +1323,7 @@
         </w:tc>
         <w:tc>
           <w:tcPr>
-            <w:tcW w:w="1954" w:type="dxa"/>
+            <w:tcW w:w="1871" w:type="dxa"/>
             <w:tcBorders/>
             <w:vAlign w:val="center"/>
           </w:tcPr>
@@ -1042,7 +1345,7 @@
         </w:tc>
         <w:tc>
           <w:tcPr>
-            <w:tcW w:w="997" w:type="dxa"/>
+            <w:tcW w:w="984" w:type="dxa"/>
             <w:tcBorders/>
             <w:vAlign w:val="center"/>
           </w:tcPr>
@@ -1064,7 +1367,7 @@
         </w:tc>
         <w:tc>
           <w:tcPr>
-            <w:tcW w:w="921" w:type="dxa"/>
+            <w:tcW w:w="920" w:type="dxa"/>
             <w:tcBorders/>
             <w:vAlign w:val="center"/>
           </w:tcPr>
@@ -1086,7 +1389,7 @@
         </w:tc>
         <w:tc>
           <w:tcPr>
-            <w:tcW w:w="1653" w:type="dxa"/>
+            <w:tcW w:w="1675" w:type="dxa"/>
             <w:tcBorders/>
             <w:vAlign w:val="center"/>
           </w:tcPr>
@@ -1108,7 +1411,7 @@
         </w:tc>
         <w:tc>
           <w:tcPr>
-            <w:tcW w:w="1096" w:type="dxa"/>
+            <w:tcW w:w="1109" w:type="dxa"/>
             <w:tcBorders/>
             <w:vAlign w:val="center"/>
           </w:tcPr>
@@ -1133,7 +1436,7 @@
         <w:trPr/>
         <w:tc>
           <w:tcPr>
-            <w:tcW w:w="2152" w:type="dxa"/>
+            <w:tcW w:w="2139" w:type="dxa"/>
             <w:tcBorders/>
             <w:vAlign w:val="center"/>
           </w:tcPr>
@@ -1159,7 +1462,7 @@
         </w:tc>
         <w:tc>
           <w:tcPr>
-            <w:tcW w:w="1276" w:type="dxa"/>
+            <w:tcW w:w="1271" w:type="dxa"/>
             <w:tcBorders/>
             <w:vAlign w:val="center"/>
           </w:tcPr>
@@ -1179,7 +1482,7 @@
         </w:tc>
         <w:tc>
           <w:tcPr>
-            <w:tcW w:w="1290" w:type="dxa"/>
+            <w:tcW w:w="1370" w:type="dxa"/>
             <w:tcBorders/>
             <w:vAlign w:val="center"/>
           </w:tcPr>
@@ -1203,35 +1506,29 @@
             </w:r>
             <w:r>
               <w:rPr/>
-              <w:t>)</w:t>
-            </w:r>
-          </w:p>
-        </w:tc>
-        <w:tc>
-          <w:tcPr>
-            <w:tcW w:w="1954" w:type="dxa"/>
-            <w:tcBorders/>
-            <w:vAlign w:val="center"/>
-          </w:tcPr>
-          <w:p>
-            <w:pPr>
-              <w:pStyle w:val="TableContents"/>
-              <w:bidi w:val="0"/>
-              <w:spacing w:before="0" w:after="283"/>
-              <w:jc w:val="left"/>
-              <w:rPr/>
-            </w:pPr>
-            <w:r>
-              <w:rPr>
-                <w:rStyle w:val="SourceText"/>
-              </w:rPr>
-              <w:t>v1.4.0</w:t>
-            </w:r>
-            <w:r>
-              <w:rPr>
-                <w:rStyle w:val="Strong"/>
-              </w:rPr>
-              <w:t xml:space="preserve"> application code</w:t>
+              <w:t>); voice STT and embeddings on CPU (REG-07 DC-2026-004/005)</w:t>
+            </w:r>
+          </w:p>
+        </w:tc>
+        <w:tc>
+          <w:tcPr>
+            <w:tcW w:w="1871" w:type="dxa"/>
+            <w:tcBorders/>
+            <w:vAlign w:val="center"/>
+          </w:tcPr>
+          <w:p>
+            <w:pPr>
+              <w:pStyle w:val="TableContents"/>
+              <w:bidi w:val="0"/>
+              <w:spacing w:before="0" w:after="283"/>
+              <w:jc w:val="left"/>
+              <w:rPr/>
+            </w:pPr>
+            <w:r>
+              <w:rPr>
+                <w:rStyle w:val="SourceText"/>
+              </w:rPr>
+              <w:t>v1.4.1</w:t>
             </w:r>
             <w:r>
               <w:rPr/>
@@ -1241,37 +1538,17 @@
               <w:rPr>
                 <w:rStyle w:val="SourceText"/>
               </w:rPr>
-              <w:t>eaa7b1a</w:t>
-            </w:r>
-            <w:r>
-              <w:rPr/>
-              <w:t xml:space="preserve">) for backend and voice, applied by </w:t>
-            </w:r>
-            <w:r>
-              <w:rPr>
-                <w:rStyle w:val="SourceText"/>
-              </w:rPr>
-              <w:t>docker cp</w:t>
-            </w:r>
-            <w:r>
-              <w:rPr/>
-              <w:t xml:space="preserve"> + </w:t>
-            </w:r>
-            <w:r>
-              <w:rPr>
-                <w:rStyle w:val="SourceText"/>
-              </w:rPr>
-              <w:t>docker commit</w:t>
-            </w:r>
-            <w:r>
-              <w:rPr/>
-              <w:t xml:space="preserve"> onto images first built 2026-09-04 (backend </w:t>
-            </w:r>
-            <w:r>
-              <w:rPr>
-                <w:rStyle w:val="SourceText"/>
-              </w:rPr>
-              <w:t>2103b5467c9a</w:t>
+              <w:t>f1b8445</w:t>
+            </w:r>
+            <w:r>
+              <w:rPr/>
+              <w:t xml:space="preserve">) — backend, voice, frontend; </w:t>
+            </w:r>
+            <w:r>
+              <w:rPr>
+                <w:rStyle w:val="SourceText"/>
+              </w:rPr>
+              <w:t>/api/version</w:t>
             </w:r>
             <w:r>
               <w:rPr/>
@@ -1281,73 +1558,47 @@
               <w:rPr>
                 <w:rStyle w:val="SourceText"/>
               </w:rPr>
-              <w:t>6e044f7842d0</w:t>
-            </w:r>
-            <w:r>
-              <w:rPr/>
-              <w:t xml:space="preserve">); frontend is the previously running build re-saved as </w:t>
-            </w:r>
-            <w:r>
-              <w:rPr>
-                <w:rStyle w:val="SourceText"/>
-              </w:rPr>
-              <w:t>17e8946f59fe</w:t>
-            </w:r>
-            <w:r>
-              <w:rPr/>
-              <w:t xml:space="preserve">, not rebuilt. </w:t>
-            </w:r>
-            <w:r>
-              <w:rPr>
-                <w:rStyle w:val="SourceText"/>
-              </w:rPr>
-              <w:t>GET /api/version</w:t>
-            </w:r>
-            <w:r>
-              <w:rPr/>
-              <w:t xml:space="preserve"> → </w:t>
-            </w:r>
-            <w:r>
-              <w:rPr>
-                <w:rStyle w:val="SourceText"/>
-              </w:rPr>
-              <w:t>1.4.0</w:t>
-            </w:r>
-            <w:r>
-              <w:rPr/>
-              <w:t xml:space="preserve"> / </w:t>
-            </w:r>
-            <w:r>
-              <w:rPr>
-                <w:rStyle w:val="SourceText"/>
-              </w:rPr>
-              <w:t>eaa7b1a</w:t>
-            </w:r>
-          </w:p>
-        </w:tc>
-        <w:tc>
-          <w:tcPr>
-            <w:tcW w:w="997" w:type="dxa"/>
-            <w:tcBorders/>
-            <w:vAlign w:val="center"/>
-          </w:tcPr>
-          <w:p>
-            <w:pPr>
-              <w:pStyle w:val="TableContents"/>
-              <w:bidi w:val="0"/>
-              <w:spacing w:before="0" w:after="283"/>
-              <w:jc w:val="left"/>
-              <w:rPr/>
-            </w:pPr>
-            <w:r>
-              <w:rPr/>
-              <w:t>2026-10-06</w:t>
-            </w:r>
-          </w:p>
-        </w:tc>
-        <w:tc>
-          <w:tcPr>
-            <w:tcW w:w="921" w:type="dxa"/>
+              <w:t>/health</w:t>
+            </w:r>
+            <w:r>
+              <w:rPr/>
+              <w:t xml:space="preserve"> and </w:t>
+            </w:r>
+            <w:r>
+              <w:rPr>
+                <w:rStyle w:val="SourceText"/>
+              </w:rPr>
+              <w:t>/build.json</w:t>
+            </w:r>
+            <w:r>
+              <w:rPr/>
+              <w:t xml:space="preserve"> all report it</w:t>
+            </w:r>
+          </w:p>
+        </w:tc>
+        <w:tc>
+          <w:tcPr>
+            <w:tcW w:w="984" w:type="dxa"/>
+            <w:tcBorders/>
+            <w:vAlign w:val="center"/>
+          </w:tcPr>
+          <w:p>
+            <w:pPr>
+              <w:pStyle w:val="TableContents"/>
+              <w:bidi w:val="0"/>
+              <w:spacing w:before="0" w:after="283"/>
+              <w:jc w:val="left"/>
+              <w:rPr/>
+            </w:pPr>
+            <w:r>
+              <w:rPr/>
+              <w:t>2026-10-06 22:17–22:27 UTC</w:t>
+            </w:r>
+          </w:p>
+        </w:tc>
+        <w:tc>
+          <w:tcPr>
+            <w:tcW w:w="920" w:type="dxa"/>
             <w:tcBorders/>
             <w:vAlign w:val="center"/>
           </w:tcPr>
@@ -1369,27 +1620,27 @@
         </w:tc>
         <w:tc>
           <w:tcPr>
-            <w:tcW w:w="1653" w:type="dxa"/>
-            <w:tcBorders/>
-            <w:vAlign w:val="center"/>
-          </w:tcPr>
-          <w:p>
-            <w:pPr>
-              <w:pStyle w:val="TableContents"/>
-              <w:bidi w:val="0"/>
-              <w:spacing w:before="0" w:after="283"/>
-              <w:jc w:val="left"/>
-              <w:rPr/>
-            </w:pPr>
-            <w:r>
-              <w:rPr/>
-              <w:t xml:space="preserve">2026-10-06 — see </w:t>
-            </w:r>
-            <w:r>
-              <w:rPr>
-                <w:rStyle w:val="SourceText"/>
-              </w:rPr>
-              <w:t>records/releases/2026-10-06_v1.4.0.md</w:t>
+            <w:tcW w:w="1675" w:type="dxa"/>
+            <w:tcBorders/>
+            <w:vAlign w:val="center"/>
+          </w:tcPr>
+          <w:p>
+            <w:pPr>
+              <w:pStyle w:val="TableContents"/>
+              <w:bidi w:val="0"/>
+              <w:spacing w:before="0" w:after="283"/>
+              <w:jc w:val="left"/>
+              <w:rPr/>
+            </w:pPr>
+            <w:r>
+              <w:rPr/>
+              <w:t xml:space="preserve">Acceptance run 4, 2026-10-06 22:28 UTC — </w:t>
+            </w:r>
+            <w:r>
+              <w:rPr>
+                <w:rStyle w:val="SourceText"/>
+              </w:rPr>
+              <w:t>records/releases/2026-10-06_v1.4.1.md</w:t>
             </w:r>
             <w:r>
               <w:rPr/>
@@ -1399,7 +1650,7 @@
         </w:tc>
         <w:tc>
           <w:tcPr>
-            <w:tcW w:w="1096" w:type="dxa"/>
+            <w:tcW w:w="1109" w:type="dxa"/>
             <w:tcBorders/>
             <w:vAlign w:val="center"/>
           </w:tcPr>
@@ -1422,7 +1673,7 @@
         <w:trPr/>
         <w:tc>
           <w:tcPr>
-            <w:tcW w:w="2152" w:type="dxa"/>
+            <w:tcW w:w="2139" w:type="dxa"/>
             <w:tcBorders/>
             <w:vAlign w:val="center"/>
           </w:tcPr>
@@ -1442,13 +1693,483 @@
             </w:r>
             <w:r>
               <w:rPr/>
+              <w:t xml:space="preserve"> (interim)</w:t>
+            </w:r>
+          </w:p>
+        </w:tc>
+        <w:tc>
+          <w:tcPr>
+            <w:tcW w:w="1271" w:type="dxa"/>
+            <w:tcBorders/>
+            <w:vAlign w:val="center"/>
+          </w:tcPr>
+          <w:p>
+            <w:pPr>
+              <w:pStyle w:val="TableContents"/>
+              <w:bidi w:val="0"/>
+              <w:spacing w:before="0" w:after="283"/>
+              <w:jc w:val="left"/>
+              <w:rPr/>
+            </w:pPr>
+            <w:r>
+              <w:rPr/>
+              <w:t>—</w:t>
+            </w:r>
+          </w:p>
+        </w:tc>
+        <w:tc>
+          <w:tcPr>
+            <w:tcW w:w="1370" w:type="dxa"/>
+            <w:tcBorders/>
+            <w:vAlign w:val="center"/>
+          </w:tcPr>
+          <w:p>
+            <w:pPr>
+              <w:pStyle w:val="TableContents"/>
+              <w:bidi w:val="0"/>
+              <w:spacing w:before="0" w:after="283"/>
+              <w:jc w:val="left"/>
+              <w:rPr/>
+            </w:pPr>
+            <w:r>
+              <w:rPr/>
+              <w:t>as above</w:t>
+            </w:r>
+          </w:p>
+        </w:tc>
+        <w:tc>
+          <w:tcPr>
+            <w:tcW w:w="1871" w:type="dxa"/>
+            <w:tcBorders/>
+            <w:vAlign w:val="center"/>
+          </w:tcPr>
+          <w:p>
+            <w:pPr>
+              <w:pStyle w:val="TableContents"/>
+              <w:bidi w:val="0"/>
+              <w:spacing w:before="0" w:after="283"/>
+              <w:jc w:val="left"/>
+              <w:rPr/>
+            </w:pPr>
+            <w:r>
+              <w:rPr/>
+              <w:t xml:space="preserve">Untagged build </w:t>
+            </w:r>
+            <w:r>
+              <w:rPr>
+                <w:rStyle w:val="SourceText"/>
+              </w:rPr>
+              <w:t>1.4.0-7-ge0ed4d0</w:t>
+            </w:r>
+            <w:r>
+              <w:rPr/>
+              <w:t xml:space="preserve"> (defect fixes before the activity-log correction)</w:t>
+            </w:r>
+          </w:p>
+        </w:tc>
+        <w:tc>
+          <w:tcPr>
+            <w:tcW w:w="984" w:type="dxa"/>
+            <w:tcBorders/>
+            <w:vAlign w:val="center"/>
+          </w:tcPr>
+          <w:p>
+            <w:pPr>
+              <w:pStyle w:val="TableContents"/>
+              <w:bidi w:val="0"/>
+              <w:spacing w:before="0" w:after="283"/>
+              <w:jc w:val="left"/>
+              <w:rPr/>
+            </w:pPr>
+            <w:r>
+              <w:rPr/>
+              <w:t>2026-10-06 22:12 UTC</w:t>
+            </w:r>
+          </w:p>
+        </w:tc>
+        <w:tc>
+          <w:tcPr>
+            <w:tcW w:w="920" w:type="dxa"/>
+            <w:tcBorders/>
+            <w:vAlign w:val="center"/>
+          </w:tcPr>
+          <w:p>
+            <w:pPr>
+              <w:pStyle w:val="TableContents"/>
+              <w:bidi w:val="0"/>
+              <w:spacing w:before="0" w:after="283"/>
+              <w:jc w:val="left"/>
+              <w:rPr/>
+            </w:pPr>
+            <w:r>
+              <w:rPr>
+                <w:rStyle w:val="SourceText"/>
+              </w:rPr>
+              <w:t>________</w:t>
+            </w:r>
+          </w:p>
+        </w:tc>
+        <w:tc>
+          <w:tcPr>
+            <w:tcW w:w="1675" w:type="dxa"/>
+            <w:tcBorders/>
+            <w:vAlign w:val="center"/>
+          </w:tcPr>
+          <w:p>
+            <w:pPr>
+              <w:pStyle w:val="TableContents"/>
+              <w:bidi w:val="0"/>
+              <w:spacing w:before="0" w:after="283"/>
+              <w:jc w:val="left"/>
+              <w:rPr/>
+            </w:pPr>
+            <w:r>
+              <w:rPr/>
+              <w:t>Acceptance run 2 — found the activity-log regression</w:t>
+            </w:r>
+          </w:p>
+        </w:tc>
+        <w:tc>
+          <w:tcPr>
+            <w:tcW w:w="1109" w:type="dxa"/>
+            <w:tcBorders/>
+            <w:vAlign w:val="center"/>
+          </w:tcPr>
+          <w:p>
+            <w:pPr>
+              <w:pStyle w:val="TableContents"/>
+              <w:bidi w:val="0"/>
+              <w:spacing w:before="0" w:after="283"/>
+              <w:jc w:val="left"/>
+              <w:rPr/>
+            </w:pPr>
+            <w:r>
+              <w:rPr/>
+              <w:t>No — replaced 22:17 UTC</w:t>
+            </w:r>
+          </w:p>
+        </w:tc>
+      </w:tr>
+      <w:tr>
+        <w:trPr/>
+        <w:tc>
+          <w:tcPr>
+            <w:tcW w:w="2139" w:type="dxa"/>
+            <w:tcBorders/>
+            <w:vAlign w:val="center"/>
+          </w:tcPr>
+          <w:p>
+            <w:pPr>
+              <w:pStyle w:val="TableContents"/>
+              <w:bidi w:val="0"/>
+              <w:spacing w:before="0" w:after="283"/>
+              <w:jc w:val="left"/>
+              <w:rPr/>
+            </w:pPr>
+            <w:r>
+              <w:rPr>
+                <w:rStyle w:val="SourceText"/>
+              </w:rPr>
+              <w:t>echomind-ajace.com</w:t>
+            </w:r>
+            <w:r>
+              <w:rPr/>
+              <w:t xml:space="preserve"> (v1.4.0 code)</w:t>
+            </w:r>
+          </w:p>
+        </w:tc>
+        <w:tc>
+          <w:tcPr>
+            <w:tcW w:w="1271" w:type="dxa"/>
+            <w:tcBorders/>
+            <w:vAlign w:val="center"/>
+          </w:tcPr>
+          <w:p>
+            <w:pPr>
+              <w:pStyle w:val="TableContents"/>
+              <w:bidi w:val="0"/>
+              <w:spacing w:before="0" w:after="283"/>
+              <w:jc w:val="left"/>
+              <w:rPr/>
+            </w:pPr>
+            <w:r>
+              <w:rPr/>
+              <w:t>None — Ajace AI demonstration</w:t>
+            </w:r>
+          </w:p>
+        </w:tc>
+        <w:tc>
+          <w:tcPr>
+            <w:tcW w:w="1370" w:type="dxa"/>
+            <w:tcBorders/>
+            <w:vAlign w:val="center"/>
+          </w:tcPr>
+          <w:p>
+            <w:pPr>
+              <w:pStyle w:val="TableContents"/>
+              <w:bidi w:val="0"/>
+              <w:spacing w:before="0" w:after="283"/>
+              <w:jc w:val="left"/>
+              <w:rPr/>
+            </w:pPr>
+            <w:r>
+              <w:rPr/>
+              <w:t>Public via Cloudflare Tunnel, application login (</w:t>
+            </w:r>
+            <w:r>
+              <w:rPr>
+                <w:rStyle w:val="SourceText"/>
+              </w:rPr>
+              <w:t>AUTH_ENABLED=1</w:t>
+            </w:r>
+            <w:r>
+              <w:rPr/>
+              <w:t>)</w:t>
+            </w:r>
+          </w:p>
+        </w:tc>
+        <w:tc>
+          <w:tcPr>
+            <w:tcW w:w="1871" w:type="dxa"/>
+            <w:tcBorders/>
+            <w:vAlign w:val="center"/>
+          </w:tcPr>
+          <w:p>
+            <w:pPr>
+              <w:pStyle w:val="TableContents"/>
+              <w:bidi w:val="0"/>
+              <w:spacing w:before="0" w:after="283"/>
+              <w:jc w:val="left"/>
+              <w:rPr/>
+            </w:pPr>
+            <w:r>
+              <w:rPr>
+                <w:rStyle w:val="SourceText"/>
+              </w:rPr>
+              <w:t>v1.4.0</w:t>
+            </w:r>
+            <w:r>
+              <w:rPr>
+                <w:rStyle w:val="Strong"/>
+              </w:rPr>
+              <w:t xml:space="preserve"> application code</w:t>
+            </w:r>
+            <w:r>
+              <w:rPr/>
+              <w:t xml:space="preserve"> (</w:t>
+            </w:r>
+            <w:r>
+              <w:rPr>
+                <w:rStyle w:val="SourceText"/>
+              </w:rPr>
+              <w:t>eaa7b1a</w:t>
+            </w:r>
+            <w:r>
+              <w:rPr/>
+              <w:t xml:space="preserve">) for backend and voice, applied by </w:t>
+            </w:r>
+            <w:r>
+              <w:rPr>
+                <w:rStyle w:val="SourceText"/>
+              </w:rPr>
+              <w:t>docker cp</w:t>
+            </w:r>
+            <w:r>
+              <w:rPr/>
+              <w:t xml:space="preserve"> + </w:t>
+            </w:r>
+            <w:r>
+              <w:rPr>
+                <w:rStyle w:val="SourceText"/>
+              </w:rPr>
+              <w:t>docker commit</w:t>
+            </w:r>
+            <w:r>
+              <w:rPr/>
+              <w:t xml:space="preserve"> onto images first built 2026-09-04 (backend </w:t>
+            </w:r>
+            <w:r>
+              <w:rPr>
+                <w:rStyle w:val="SourceText"/>
+              </w:rPr>
+              <w:t>2103b5467c9a</w:t>
+            </w:r>
+            <w:r>
+              <w:rPr/>
+              <w:t xml:space="preserve">, voice </w:t>
+            </w:r>
+            <w:r>
+              <w:rPr>
+                <w:rStyle w:val="SourceText"/>
+              </w:rPr>
+              <w:t>6e044f7842d0</w:t>
+            </w:r>
+            <w:r>
+              <w:rPr/>
+              <w:t xml:space="preserve">); frontend is the previously running build re-saved as </w:t>
+            </w:r>
+            <w:r>
+              <w:rPr>
+                <w:rStyle w:val="SourceText"/>
+              </w:rPr>
+              <w:t>17e8946f59fe</w:t>
+            </w:r>
+            <w:r>
+              <w:rPr/>
+              <w:t xml:space="preserve">, not rebuilt. </w:t>
+            </w:r>
+            <w:r>
+              <w:rPr>
+                <w:rStyle w:val="SourceText"/>
+              </w:rPr>
+              <w:t>GET /api/version</w:t>
+            </w:r>
+            <w:r>
+              <w:rPr/>
+              <w:t xml:space="preserve"> → </w:t>
+            </w:r>
+            <w:r>
+              <w:rPr>
+                <w:rStyle w:val="SourceText"/>
+              </w:rPr>
+              <w:t>1.4.0</w:t>
+            </w:r>
+            <w:r>
+              <w:rPr/>
+              <w:t xml:space="preserve"> / </w:t>
+            </w:r>
+            <w:r>
+              <w:rPr>
+                <w:rStyle w:val="SourceText"/>
+              </w:rPr>
+              <w:t>eaa7b1a</w:t>
+            </w:r>
+          </w:p>
+        </w:tc>
+        <w:tc>
+          <w:tcPr>
+            <w:tcW w:w="984" w:type="dxa"/>
+            <w:tcBorders/>
+            <w:vAlign w:val="center"/>
+          </w:tcPr>
+          <w:p>
+            <w:pPr>
+              <w:pStyle w:val="TableContents"/>
+              <w:bidi w:val="0"/>
+              <w:spacing w:before="0" w:after="283"/>
+              <w:jc w:val="left"/>
+              <w:rPr/>
+            </w:pPr>
+            <w:r>
+              <w:rPr/>
+              <w:t>2026-10-06</w:t>
+            </w:r>
+          </w:p>
+        </w:tc>
+        <w:tc>
+          <w:tcPr>
+            <w:tcW w:w="920" w:type="dxa"/>
+            <w:tcBorders/>
+            <w:vAlign w:val="center"/>
+          </w:tcPr>
+          <w:p>
+            <w:pPr>
+              <w:pStyle w:val="TableContents"/>
+              <w:bidi w:val="0"/>
+              <w:spacing w:before="0" w:after="283"/>
+              <w:jc w:val="left"/>
+              <w:rPr/>
+            </w:pPr>
+            <w:r>
+              <w:rPr>
+                <w:rStyle w:val="SourceText"/>
+              </w:rPr>
+              <w:t>________</w:t>
+            </w:r>
+          </w:p>
+        </w:tc>
+        <w:tc>
+          <w:tcPr>
+            <w:tcW w:w="1675" w:type="dxa"/>
+            <w:tcBorders/>
+            <w:vAlign w:val="center"/>
+          </w:tcPr>
+          <w:p>
+            <w:pPr>
+              <w:pStyle w:val="TableContents"/>
+              <w:bidi w:val="0"/>
+              <w:spacing w:before="0" w:after="283"/>
+              <w:jc w:val="left"/>
+              <w:rPr/>
+            </w:pPr>
+            <w:r>
+              <w:rPr/>
+              <w:t xml:space="preserve">2026-10-06 — see </w:t>
+            </w:r>
+            <w:r>
+              <w:rPr>
+                <w:rStyle w:val="SourceText"/>
+              </w:rPr>
+              <w:t>records/releases/2026-10-06_v1.4.0.md</w:t>
+            </w:r>
+            <w:r>
+              <w:rPr/>
+              <w:t xml:space="preserve"> §7</w:t>
+            </w:r>
+          </w:p>
+        </w:tc>
+        <w:tc>
+          <w:tcPr>
+            <w:tcW w:w="1109" w:type="dxa"/>
+            <w:tcBorders/>
+            <w:vAlign w:val="center"/>
+          </w:tcPr>
+          <w:p>
+            <w:pPr>
+              <w:pStyle w:val="TableContents"/>
+              <w:bidi w:val="0"/>
+              <w:spacing w:before="0" w:after="283"/>
+              <w:jc w:val="left"/>
+              <w:rPr/>
+            </w:pPr>
+            <w:r>
+              <w:rPr/>
+              <w:t>No — replaced 2026-10-06 22:17 UTC</w:t>
+            </w:r>
+          </w:p>
+        </w:tc>
+      </w:tr>
+      <w:tr>
+        <w:trPr/>
+        <w:tc>
+          <w:tcPr>
+            <w:tcW w:w="2139" w:type="dxa"/>
+            <w:tcBorders/>
+            <w:vAlign w:val="center"/>
+          </w:tcPr>
+          <w:p>
+            <w:pPr>
+              <w:pStyle w:val="TableContents"/>
+              <w:bidi w:val="0"/>
+              <w:spacing w:before="0" w:after="283"/>
+              <w:jc w:val="left"/>
+              <w:rPr/>
+            </w:pPr>
+            <w:r>
+              <w:rPr>
+                <w:rStyle w:val="SourceText"/>
+              </w:rPr>
+              <w:t>echomind-ajace.com</w:t>
+            </w:r>
+            <w:r>
+              <w:rPr/>
               <w:t xml:space="preserve"> (previous)</w:t>
             </w:r>
           </w:p>
         </w:tc>
         <w:tc>
           <w:tcPr>
-            <w:tcW w:w="1276" w:type="dxa"/>
+            <w:tcW w:w="1271" w:type="dxa"/>
             <w:tcBorders/>
             <w:vAlign w:val="center"/>
           </w:tcPr>
@@ -1468,7 +2189,7 @@
         </w:tc>
         <w:tc>
           <w:tcPr>
-            <w:tcW w:w="1290" w:type="dxa"/>
+            <w:tcW w:w="1370" w:type="dxa"/>
             <w:tcBorders/>
             <w:vAlign w:val="center"/>
           </w:tcPr>
@@ -1498,7 +2219,7 @@
         </w:tc>
         <w:tc>
           <w:tcPr>
-            <w:tcW w:w="1954" w:type="dxa"/>
+            <w:tcW w:w="1871" w:type="dxa"/>
             <w:tcBorders/>
             <w:vAlign w:val="center"/>
           </w:tcPr>
@@ -1538,7 +2259,7 @@
         </w:tc>
         <w:tc>
           <w:tcPr>
-            <w:tcW w:w="997" w:type="dxa"/>
+            <w:tcW w:w="984" w:type="dxa"/>
             <w:tcBorders/>
             <w:vAlign w:val="center"/>
           </w:tcPr>
@@ -1558,7 +2279,7 @@
         </w:tc>
         <w:tc>
           <w:tcPr>
-            <w:tcW w:w="921" w:type="dxa"/>
+            <w:tcW w:w="920" w:type="dxa"/>
             <w:tcBorders/>
             <w:vAlign w:val="center"/>
           </w:tcPr>
@@ -1580,7 +2301,7 @@
         </w:tc>
         <w:tc>
           <w:tcPr>
-            <w:tcW w:w="1653" w:type="dxa"/>
+            <w:tcW w:w="1675" w:type="dxa"/>
             <w:tcBorders/>
             <w:vAlign w:val="center"/>
           </w:tcPr>
@@ -1600,7 +2321,7 @@
         </w:tc>
         <w:tc>
           <w:tcPr>
-            <w:tcW w:w="1096" w:type="dxa"/>
+            <w:tcW w:w="1109" w:type="dxa"/>
             <w:tcBorders/>
             <w:vAlign w:val="center"/>
           </w:tcPr>

--- a/docs/qms/evidence-2026/QMS_Word/registers__REG-08_Release_and_Deployment_Register.docx
+++ b/docs/qms/evidence-2026/QMS_Word/registers__REG-08_Release_and_Deployment_Register.docx
@@ -17,20 +17,20 @@
     </w:p>
     <w:tbl>
       <w:tblPr>
-        <w:tblW w:w="3452" w:type="dxa"/>
+        <w:tblW w:w="5000" w:type="pct"/>
         <w:jc w:val="left"/>
-        <w:tblInd w:w="0" w:type="dxa"/>
+        <w:tblInd w:w="-7" w:type="dxa"/>
         <w:tblLayout w:type="fixed"/>
         <w:tblCellMar>
-          <w:top w:w="28" w:type="dxa"/>
-          <w:left w:w="28" w:type="dxa"/>
-          <w:bottom w:w="28" w:type="dxa"/>
-          <w:right w:w="28" w:type="dxa"/>
+          <w:top w:w="60" w:type="dxa"/>
+          <w:left w:w="60" w:type="dxa"/>
+          <w:bottom w:w="60" w:type="dxa"/>
+          <w:right w:w="60" w:type="dxa"/>
         </w:tblCellMar>
       </w:tblPr>
       <w:tblGrid>
-        <w:gridCol w:w="1951"/>
-        <w:gridCol w:w="1501"/>
+        <w:gridCol w:w="2739"/>
+        <w:gridCol w:w="8599"/>
       </w:tblGrid>
       <w:tr>
         <w:trPr>
@@ -38,44 +38,60 @@
         </w:trPr>
         <w:tc>
           <w:tcPr>
-            <w:tcW w:w="1951" w:type="dxa"/>
-            <w:tcBorders/>
+            <w:tcW w:w="2739" w:type="dxa"/>
+            <w:tcBorders>
+              <w:top w:val="single" w:sz="6" w:space="0" w:color="BFC7D5"/>
+              <w:left w:val="single" w:sz="6" w:space="0" w:color="BFC7D5"/>
+              <w:bottom w:val="single" w:sz="2" w:space="0" w:color="BFC7D5"/>
+              <w:right w:val="single" w:sz="6" w:space="0" w:color="BFC7D5"/>
+            </w:tcBorders>
+            <w:shd w:fill="1F3A5F" w:val="clear"/>
             <w:vAlign w:val="center"/>
           </w:tcPr>
           <w:p>
             <w:pPr>
               <w:pStyle w:val="TableHeading"/>
-              <w:suppressLineNumbers/>
-              <w:shd w:fill="1F3A5F" w:val="clear"/>
-              <w:bidi w:val="0"/>
-              <w:spacing w:before="0" w:after="283"/>
-              <w:jc w:val="center"/>
-              <w:rPr/>
-            </w:pPr>
-            <w:r>
-              <w:rPr/>
+              <w:bidi w:val="0"/>
+              <w:spacing w:before="0" w:after="283"/>
+              <w:jc w:val="left"/>
+              <w:rPr>
+                <w:color w:val="FFFFFF"/>
+              </w:rPr>
+            </w:pPr>
+            <w:r>
+              <w:rPr>
+                <w:color w:val="FFFFFF"/>
+              </w:rPr>
               <w:t>Field</w:t>
             </w:r>
           </w:p>
         </w:tc>
         <w:tc>
           <w:tcPr>
-            <w:tcW w:w="1501" w:type="dxa"/>
-            <w:tcBorders/>
+            <w:tcW w:w="8599" w:type="dxa"/>
+            <w:tcBorders>
+              <w:top w:val="single" w:sz="6" w:space="0" w:color="BFC7D5"/>
+              <w:left w:val="single" w:sz="2" w:space="0" w:color="BFC7D5"/>
+              <w:bottom w:val="single" w:sz="2" w:space="0" w:color="BFC7D5"/>
+              <w:right w:val="single" w:sz="6" w:space="0" w:color="BFC7D5"/>
+            </w:tcBorders>
+            <w:shd w:fill="1F3A5F" w:val="clear"/>
             <w:vAlign w:val="center"/>
           </w:tcPr>
           <w:p>
             <w:pPr>
               <w:pStyle w:val="TableHeading"/>
-              <w:suppressLineNumbers/>
-              <w:shd w:fill="1F3A5F" w:val="clear"/>
-              <w:bidi w:val="0"/>
-              <w:spacing w:before="0" w:after="283"/>
-              <w:jc w:val="center"/>
-              <w:rPr/>
-            </w:pPr>
-            <w:r>
-              <w:rPr/>
+              <w:bidi w:val="0"/>
+              <w:spacing w:before="0" w:after="283"/>
+              <w:jc w:val="left"/>
+              <w:rPr>
+                <w:color w:val="FFFFFF"/>
+              </w:rPr>
+            </w:pPr>
+            <w:r>
+              <w:rPr>
+                <w:color w:val="FFFFFF"/>
+              </w:rPr>
               <w:t>Value</w:t>
             </w:r>
           </w:p>
@@ -85,8 +101,12 @@
         <w:trPr/>
         <w:tc>
           <w:tcPr>
-            <w:tcW w:w="1951" w:type="dxa"/>
-            <w:tcBorders/>
+            <w:tcW w:w="2739" w:type="dxa"/>
+            <w:tcBorders>
+              <w:left w:val="single" w:sz="6" w:space="0" w:color="BFC7D5"/>
+              <w:bottom w:val="single" w:sz="2" w:space="0" w:color="BFC7D5"/>
+              <w:right w:val="single" w:sz="6" w:space="0" w:color="BFC7D5"/>
+            </w:tcBorders>
             <w:vAlign w:val="center"/>
           </w:tcPr>
           <w:p>
@@ -105,8 +125,12 @@
         </w:tc>
         <w:tc>
           <w:tcPr>
-            <w:tcW w:w="1501" w:type="dxa"/>
-            <w:tcBorders/>
+            <w:tcW w:w="8599" w:type="dxa"/>
+            <w:tcBorders>
+              <w:left w:val="single" w:sz="2" w:space="0" w:color="BFC7D5"/>
+              <w:bottom w:val="single" w:sz="2" w:space="0" w:color="BFC7D5"/>
+              <w:right w:val="single" w:sz="6" w:space="0" w:color="BFC7D5"/>
+            </w:tcBorders>
             <w:vAlign w:val="center"/>
           </w:tcPr>
           <w:p>
@@ -128,8 +152,12 @@
         <w:trPr/>
         <w:tc>
           <w:tcPr>
-            <w:tcW w:w="1951" w:type="dxa"/>
-            <w:tcBorders/>
+            <w:tcW w:w="2739" w:type="dxa"/>
+            <w:tcBorders>
+              <w:left w:val="single" w:sz="6" w:space="0" w:color="BFC7D5"/>
+              <w:bottom w:val="single" w:sz="2" w:space="0" w:color="BFC7D5"/>
+              <w:right w:val="single" w:sz="6" w:space="0" w:color="BFC7D5"/>
+            </w:tcBorders>
             <w:vAlign w:val="center"/>
           </w:tcPr>
           <w:p>
@@ -148,8 +176,12 @@
         </w:tc>
         <w:tc>
           <w:tcPr>
-            <w:tcW w:w="1501" w:type="dxa"/>
-            <w:tcBorders/>
+            <w:tcW w:w="8599" w:type="dxa"/>
+            <w:tcBorders>
+              <w:left w:val="single" w:sz="2" w:space="0" w:color="BFC7D5"/>
+              <w:bottom w:val="single" w:sz="2" w:space="0" w:color="BFC7D5"/>
+              <w:right w:val="single" w:sz="6" w:space="0" w:color="BFC7D5"/>
+            </w:tcBorders>
             <w:vAlign w:val="center"/>
           </w:tcPr>
           <w:p>
@@ -171,8 +203,12 @@
         <w:trPr/>
         <w:tc>
           <w:tcPr>
-            <w:tcW w:w="1951" w:type="dxa"/>
-            <w:tcBorders/>
+            <w:tcW w:w="2739" w:type="dxa"/>
+            <w:tcBorders>
+              <w:left w:val="single" w:sz="6" w:space="0" w:color="BFC7D5"/>
+              <w:bottom w:val="single" w:sz="2" w:space="0" w:color="BFC7D5"/>
+              <w:right w:val="single" w:sz="6" w:space="0" w:color="BFC7D5"/>
+            </w:tcBorders>
             <w:vAlign w:val="center"/>
           </w:tcPr>
           <w:p>
@@ -191,8 +227,12 @@
         </w:tc>
         <w:tc>
           <w:tcPr>
-            <w:tcW w:w="1501" w:type="dxa"/>
-            <w:tcBorders/>
+            <w:tcW w:w="8599" w:type="dxa"/>
+            <w:tcBorders>
+              <w:left w:val="single" w:sz="2" w:space="0" w:color="BFC7D5"/>
+              <w:bottom w:val="single" w:sz="2" w:space="0" w:color="BFC7D5"/>
+              <w:right w:val="single" w:sz="6" w:space="0" w:color="BFC7D5"/>
+            </w:tcBorders>
             <w:vAlign w:val="center"/>
           </w:tcPr>
           <w:p>
@@ -216,8 +256,12 @@
         <w:trPr/>
         <w:tc>
           <w:tcPr>
-            <w:tcW w:w="1951" w:type="dxa"/>
-            <w:tcBorders/>
+            <w:tcW w:w="2739" w:type="dxa"/>
+            <w:tcBorders>
+              <w:left w:val="single" w:sz="6" w:space="0" w:color="BFC7D5"/>
+              <w:bottom w:val="single" w:sz="2" w:space="0" w:color="BFC7D5"/>
+              <w:right w:val="single" w:sz="6" w:space="0" w:color="BFC7D5"/>
+            </w:tcBorders>
             <w:vAlign w:val="center"/>
           </w:tcPr>
           <w:p>
@@ -236,21 +280,25 @@
         </w:tc>
         <w:tc>
           <w:tcPr>
-            <w:tcW w:w="1501" w:type="dxa"/>
-            <w:tcBorders/>
-            <w:vAlign w:val="center"/>
-          </w:tcPr>
-          <w:p>
-            <w:pPr>
-              <w:pStyle w:val="TableContents"/>
-              <w:bidi w:val="0"/>
-              <w:spacing w:before="0" w:after="283"/>
-              <w:jc w:val="left"/>
-              <w:rPr/>
-            </w:pPr>
-            <w:r>
-              <w:rPr/>
-              <w:t>Lead Engineer</w:t>
+            <w:tcW w:w="8599" w:type="dxa"/>
+            <w:tcBorders>
+              <w:left w:val="single" w:sz="2" w:space="0" w:color="BFC7D5"/>
+              <w:bottom w:val="single" w:sz="2" w:space="0" w:color="BFC7D5"/>
+              <w:right w:val="single" w:sz="6" w:space="0" w:color="BFC7D5"/>
+            </w:tcBorders>
+            <w:vAlign w:val="center"/>
+          </w:tcPr>
+          <w:p>
+            <w:pPr>
+              <w:pStyle w:val="TableContents"/>
+              <w:bidi w:val="0"/>
+              <w:spacing w:before="0" w:after="283"/>
+              <w:jc w:val="left"/>
+              <w:rPr/>
+            </w:pPr>
+            <w:r>
+              <w:rPr/>
+              <w:t>Lead Engineer (Richard Watson Stephen Amudha)</w:t>
             </w:r>
           </w:p>
         </w:tc>
@@ -259,8 +307,12 @@
         <w:trPr/>
         <w:tc>
           <w:tcPr>
-            <w:tcW w:w="1951" w:type="dxa"/>
-            <w:tcBorders/>
+            <w:tcW w:w="2739" w:type="dxa"/>
+            <w:tcBorders>
+              <w:left w:val="single" w:sz="6" w:space="0" w:color="BFC7D5"/>
+              <w:bottom w:val="single" w:sz="2" w:space="0" w:color="BFC7D5"/>
+              <w:right w:val="single" w:sz="6" w:space="0" w:color="BFC7D5"/>
+            </w:tcBorders>
             <w:vAlign w:val="center"/>
           </w:tcPr>
           <w:p>
@@ -279,8 +331,12 @@
         </w:tc>
         <w:tc>
           <w:tcPr>
-            <w:tcW w:w="1501" w:type="dxa"/>
-            <w:tcBorders/>
+            <w:tcW w:w="8599" w:type="dxa"/>
+            <w:tcBorders>
+              <w:left w:val="single" w:sz="2" w:space="0" w:color="BFC7D5"/>
+              <w:bottom w:val="single" w:sz="2" w:space="0" w:color="BFC7D5"/>
+              <w:right w:val="single" w:sz="6" w:space="0" w:color="BFC7D5"/>
+            </w:tcBorders>
             <w:vAlign w:val="center"/>
           </w:tcPr>
           <w:p>
@@ -302,8 +358,12 @@
         <w:trPr/>
         <w:tc>
           <w:tcPr>
-            <w:tcW w:w="1951" w:type="dxa"/>
-            <w:tcBorders/>
+            <w:tcW w:w="2739" w:type="dxa"/>
+            <w:tcBorders>
+              <w:left w:val="single" w:sz="6" w:space="0" w:color="BFC7D5"/>
+              <w:bottom w:val="single" w:sz="2" w:space="0" w:color="BFC7D5"/>
+              <w:right w:val="single" w:sz="6" w:space="0" w:color="BFC7D5"/>
+            </w:tcBorders>
             <w:vAlign w:val="center"/>
           </w:tcPr>
           <w:p>
@@ -322,8 +382,12 @@
         </w:tc>
         <w:tc>
           <w:tcPr>
-            <w:tcW w:w="1501" w:type="dxa"/>
-            <w:tcBorders/>
+            <w:tcW w:w="8599" w:type="dxa"/>
+            <w:tcBorders>
+              <w:left w:val="single" w:sz="2" w:space="0" w:color="BFC7D5"/>
+              <w:bottom w:val="single" w:sz="2" w:space="0" w:color="BFC7D5"/>
+              <w:right w:val="single" w:sz="6" w:space="0" w:color="BFC7D5"/>
+            </w:tcBorders>
             <w:vAlign w:val="center"/>
           </w:tcPr>
           <w:p>
@@ -337,6 +401,57 @@
             <w:r>
               <w:rPr/>
               <w:t>SOP-07, SOP-08</w:t>
+            </w:r>
+          </w:p>
+        </w:tc>
+      </w:tr>
+      <w:tr>
+        <w:trPr/>
+        <w:tc>
+          <w:tcPr>
+            <w:tcW w:w="2739" w:type="dxa"/>
+            <w:tcBorders>
+              <w:left w:val="single" w:sz="6" w:space="0" w:color="BFC7D5"/>
+              <w:bottom w:val="single" w:sz="6" w:space="0" w:color="BFC7D5"/>
+              <w:right w:val="single" w:sz="6" w:space="0" w:color="BFC7D5"/>
+            </w:tcBorders>
+            <w:vAlign w:val="center"/>
+          </w:tcPr>
+          <w:p>
+            <w:pPr>
+              <w:pStyle w:val="TableContents"/>
+              <w:bidi w:val="0"/>
+              <w:spacing w:before="0" w:after="283"/>
+              <w:jc w:val="left"/>
+              <w:rPr/>
+            </w:pPr>
+            <w:r>
+              <w:rPr/>
+              <w:t>Reviewed</w:t>
+            </w:r>
+          </w:p>
+        </w:tc>
+        <w:tc>
+          <w:tcPr>
+            <w:tcW w:w="8599" w:type="dxa"/>
+            <w:tcBorders>
+              <w:left w:val="single" w:sz="2" w:space="0" w:color="BFC7D5"/>
+              <w:bottom w:val="single" w:sz="6" w:space="0" w:color="BFC7D5"/>
+              <w:right w:val="single" w:sz="6" w:space="0" w:color="BFC7D5"/>
+            </w:tcBorders>
+            <w:vAlign w:val="center"/>
+          </w:tcPr>
+          <w:p>
+            <w:pPr>
+              <w:pStyle w:val="TableContents"/>
+              <w:bidi w:val="0"/>
+              <w:spacing w:before="0" w:after="283"/>
+              <w:jc w:val="left"/>
+              <w:rPr/>
+            </w:pPr>
+            <w:r>
+              <w:rPr/>
+              <w:t>2026-10-07 — Alexander Peter (EchoMind Project Lead); QA Sheryl Nazareth</w:t>
             </w:r>
           </w:p>
         </w:tc>
@@ -391,28 +506,28 @@
     </w:p>
     <w:tbl>
       <w:tblPr>
-        <w:tblW w:w="11339" w:type="dxa"/>
+        <w:tblW w:w="5000" w:type="pct"/>
         <w:jc w:val="left"/>
-        <w:tblInd w:w="0" w:type="dxa"/>
+        <w:tblInd w:w="-7" w:type="dxa"/>
         <w:tblLayout w:type="fixed"/>
         <w:tblCellMar>
-          <w:top w:w="28" w:type="dxa"/>
-          <w:left w:w="28" w:type="dxa"/>
-          <w:bottom w:w="28" w:type="dxa"/>
-          <w:right w:w="28" w:type="dxa"/>
+          <w:top w:w="60" w:type="dxa"/>
+          <w:left w:w="60" w:type="dxa"/>
+          <w:bottom w:w="60" w:type="dxa"/>
+          <w:right w:w="60" w:type="dxa"/>
         </w:tblCellMar>
       </w:tblPr>
       <w:tblGrid>
-        <w:gridCol w:w="799"/>
-        <w:gridCol w:w="547"/>
-        <w:gridCol w:w="871"/>
-        <w:gridCol w:w="972"/>
-        <w:gridCol w:w="1624"/>
-        <w:gridCol w:w="1386"/>
-        <w:gridCol w:w="1433"/>
-        <w:gridCol w:w="1285"/>
-        <w:gridCol w:w="1054"/>
-        <w:gridCol w:w="1368"/>
+        <w:gridCol w:w="830"/>
+        <w:gridCol w:w="578"/>
+        <w:gridCol w:w="896"/>
+        <w:gridCol w:w="999"/>
+        <w:gridCol w:w="1537"/>
+        <w:gridCol w:w="1387"/>
+        <w:gridCol w:w="1323"/>
+        <w:gridCol w:w="1376"/>
+        <w:gridCol w:w="1098"/>
+        <w:gridCol w:w="1315"/>
       </w:tblGrid>
       <w:tr>
         <w:trPr>
@@ -420,220 +535,300 @@
         </w:trPr>
         <w:tc>
           <w:tcPr>
-            <w:tcW w:w="799" w:type="dxa"/>
-            <w:tcBorders/>
+            <w:tcW w:w="830" w:type="dxa"/>
+            <w:tcBorders>
+              <w:top w:val="single" w:sz="6" w:space="0" w:color="BFC7D5"/>
+              <w:left w:val="single" w:sz="6" w:space="0" w:color="BFC7D5"/>
+              <w:bottom w:val="single" w:sz="2" w:space="0" w:color="BFC7D5"/>
+              <w:right w:val="single" w:sz="6" w:space="0" w:color="BFC7D5"/>
+            </w:tcBorders>
+            <w:shd w:fill="1F3A5F" w:val="clear"/>
             <w:vAlign w:val="center"/>
           </w:tcPr>
           <w:p>
             <w:pPr>
               <w:pStyle w:val="TableHeading"/>
-              <w:suppressLineNumbers/>
-              <w:shd w:fill="1F3A5F" w:val="clear"/>
-              <w:bidi w:val="0"/>
-              <w:spacing w:before="0" w:after="283"/>
-              <w:jc w:val="center"/>
-              <w:rPr/>
-            </w:pPr>
-            <w:r>
-              <w:rPr/>
+              <w:bidi w:val="0"/>
+              <w:spacing w:before="0" w:after="283"/>
+              <w:jc w:val="left"/>
+              <w:rPr>
+                <w:color w:val="FFFFFF"/>
+              </w:rPr>
+            </w:pPr>
+            <w:r>
+              <w:rPr>
+                <w:color w:val="FFFFFF"/>
+              </w:rPr>
               <w:t>Release ID</w:t>
             </w:r>
           </w:p>
         </w:tc>
         <w:tc>
           <w:tcPr>
-            <w:tcW w:w="547" w:type="dxa"/>
-            <w:tcBorders/>
+            <w:tcW w:w="578" w:type="dxa"/>
+            <w:tcBorders>
+              <w:top w:val="single" w:sz="6" w:space="0" w:color="BFC7D5"/>
+              <w:left w:val="single" w:sz="2" w:space="0" w:color="BFC7D5"/>
+              <w:bottom w:val="single" w:sz="2" w:space="0" w:color="BFC7D5"/>
+              <w:right w:val="single" w:sz="6" w:space="0" w:color="BFC7D5"/>
+            </w:tcBorders>
+            <w:shd w:fill="1F3A5F" w:val="clear"/>
             <w:vAlign w:val="center"/>
           </w:tcPr>
           <w:p>
             <w:pPr>
               <w:pStyle w:val="TableHeading"/>
-              <w:suppressLineNumbers/>
-              <w:shd w:fill="1F3A5F" w:val="clear"/>
-              <w:bidi w:val="0"/>
-              <w:spacing w:before="0" w:after="283"/>
-              <w:jc w:val="center"/>
-              <w:rPr/>
-            </w:pPr>
-            <w:r>
-              <w:rPr/>
+              <w:bidi w:val="0"/>
+              <w:spacing w:before="0" w:after="283"/>
+              <w:jc w:val="left"/>
+              <w:rPr>
+                <w:color w:val="FFFFFF"/>
+              </w:rPr>
+            </w:pPr>
+            <w:r>
+              <w:rPr>
+                <w:color w:val="FFFFFF"/>
+              </w:rPr>
               <w:t>Date</w:t>
             </w:r>
           </w:p>
         </w:tc>
         <w:tc>
           <w:tcPr>
-            <w:tcW w:w="871" w:type="dxa"/>
-            <w:tcBorders/>
+            <w:tcW w:w="896" w:type="dxa"/>
+            <w:tcBorders>
+              <w:top w:val="single" w:sz="6" w:space="0" w:color="BFC7D5"/>
+              <w:left w:val="single" w:sz="2" w:space="0" w:color="BFC7D5"/>
+              <w:bottom w:val="single" w:sz="2" w:space="0" w:color="BFC7D5"/>
+              <w:right w:val="single" w:sz="6" w:space="0" w:color="BFC7D5"/>
+            </w:tcBorders>
+            <w:shd w:fill="1F3A5F" w:val="clear"/>
             <w:vAlign w:val="center"/>
           </w:tcPr>
           <w:p>
             <w:pPr>
               <w:pStyle w:val="TableHeading"/>
-              <w:suppressLineNumbers/>
-              <w:shd w:fill="1F3A5F" w:val="clear"/>
-              <w:bidi w:val="0"/>
-              <w:spacing w:before="0" w:after="283"/>
-              <w:jc w:val="center"/>
-              <w:rPr/>
-            </w:pPr>
-            <w:r>
-              <w:rPr/>
+              <w:bidi w:val="0"/>
+              <w:spacing w:before="0" w:after="283"/>
+              <w:jc w:val="left"/>
+              <w:rPr>
+                <w:color w:val="FFFFFF"/>
+              </w:rPr>
+            </w:pPr>
+            <w:r>
+              <w:rPr>
+                <w:color w:val="FFFFFF"/>
+              </w:rPr>
               <w:t>Source revision (sha)</w:t>
             </w:r>
           </w:p>
         </w:tc>
         <w:tc>
           <w:tcPr>
-            <w:tcW w:w="972" w:type="dxa"/>
-            <w:tcBorders/>
+            <w:tcW w:w="999" w:type="dxa"/>
+            <w:tcBorders>
+              <w:top w:val="single" w:sz="6" w:space="0" w:color="BFC7D5"/>
+              <w:left w:val="single" w:sz="2" w:space="0" w:color="BFC7D5"/>
+              <w:bottom w:val="single" w:sz="2" w:space="0" w:color="BFC7D5"/>
+              <w:right w:val="single" w:sz="6" w:space="0" w:color="BFC7D5"/>
+            </w:tcBorders>
+            <w:shd w:fill="1F3A5F" w:val="clear"/>
             <w:vAlign w:val="center"/>
           </w:tcPr>
           <w:p>
             <w:pPr>
               <w:pStyle w:val="TableHeading"/>
-              <w:suppressLineNumbers/>
-              <w:shd w:fill="1F3A5F" w:val="clear"/>
-              <w:bidi w:val="0"/>
-              <w:spacing w:before="0" w:after="283"/>
-              <w:jc w:val="center"/>
-              <w:rPr/>
-            </w:pPr>
-            <w:r>
-              <w:rPr/>
+              <w:bidi w:val="0"/>
+              <w:spacing w:before="0" w:after="283"/>
+              <w:jc w:val="left"/>
+              <w:rPr>
+                <w:color w:val="FFFFFF"/>
+              </w:rPr>
+            </w:pPr>
+            <w:r>
+              <w:rPr>
+                <w:color w:val="FFFFFF"/>
+              </w:rPr>
               <w:t>Git tag</w:t>
             </w:r>
           </w:p>
         </w:tc>
         <w:tc>
           <w:tcPr>
-            <w:tcW w:w="1624" w:type="dxa"/>
-            <w:tcBorders/>
+            <w:tcW w:w="1537" w:type="dxa"/>
+            <w:tcBorders>
+              <w:top w:val="single" w:sz="6" w:space="0" w:color="BFC7D5"/>
+              <w:left w:val="single" w:sz="2" w:space="0" w:color="BFC7D5"/>
+              <w:bottom w:val="single" w:sz="2" w:space="0" w:color="BFC7D5"/>
+              <w:right w:val="single" w:sz="6" w:space="0" w:color="BFC7D5"/>
+            </w:tcBorders>
+            <w:shd w:fill="1F3A5F" w:val="clear"/>
             <w:vAlign w:val="center"/>
           </w:tcPr>
           <w:p>
             <w:pPr>
               <w:pStyle w:val="TableHeading"/>
-              <w:suppressLineNumbers/>
-              <w:shd w:fill="1F3A5F" w:val="clear"/>
-              <w:bidi w:val="0"/>
-              <w:spacing w:before="0" w:after="283"/>
-              <w:jc w:val="center"/>
-              <w:rPr/>
-            </w:pPr>
-            <w:r>
-              <w:rPr/>
+              <w:bidi w:val="0"/>
+              <w:spacing w:before="0" w:after="283"/>
+              <w:jc w:val="left"/>
+              <w:rPr>
+                <w:color w:val="FFFFFF"/>
+              </w:rPr>
+            </w:pPr>
+            <w:r>
+              <w:rPr>
+                <w:color w:val="FFFFFF"/>
+              </w:rPr>
               <w:t>Image tags / digests</w:t>
             </w:r>
           </w:p>
         </w:tc>
         <w:tc>
           <w:tcPr>
-            <w:tcW w:w="1386" w:type="dxa"/>
-            <w:tcBorders/>
+            <w:tcW w:w="1387" w:type="dxa"/>
+            <w:tcBorders>
+              <w:top w:val="single" w:sz="6" w:space="0" w:color="BFC7D5"/>
+              <w:left w:val="single" w:sz="2" w:space="0" w:color="BFC7D5"/>
+              <w:bottom w:val="single" w:sz="2" w:space="0" w:color="BFC7D5"/>
+              <w:right w:val="single" w:sz="6" w:space="0" w:color="BFC7D5"/>
+            </w:tcBorders>
+            <w:shd w:fill="1F3A5F" w:val="clear"/>
             <w:vAlign w:val="center"/>
           </w:tcPr>
           <w:p>
             <w:pPr>
               <w:pStyle w:val="TableHeading"/>
-              <w:suppressLineNumbers/>
-              <w:shd w:fill="1F3A5F" w:val="clear"/>
-              <w:bidi w:val="0"/>
-              <w:spacing w:before="0" w:after="283"/>
-              <w:jc w:val="center"/>
-              <w:rPr/>
-            </w:pPr>
-            <w:r>
-              <w:rPr/>
+              <w:bidi w:val="0"/>
+              <w:spacing w:before="0" w:after="283"/>
+              <w:jc w:val="left"/>
+              <w:rPr>
+                <w:color w:val="FFFFFF"/>
+              </w:rPr>
+            </w:pPr>
+            <w:r>
+              <w:rPr>
+                <w:color w:val="FFFFFF"/>
+              </w:rPr>
               <w:t>Model versions</w:t>
             </w:r>
           </w:p>
         </w:tc>
         <w:tc>
           <w:tcPr>
-            <w:tcW w:w="1433" w:type="dxa"/>
-            <w:tcBorders/>
+            <w:tcW w:w="1323" w:type="dxa"/>
+            <w:tcBorders>
+              <w:top w:val="single" w:sz="6" w:space="0" w:color="BFC7D5"/>
+              <w:left w:val="single" w:sz="2" w:space="0" w:color="BFC7D5"/>
+              <w:bottom w:val="single" w:sz="2" w:space="0" w:color="BFC7D5"/>
+              <w:right w:val="single" w:sz="6" w:space="0" w:color="BFC7D5"/>
+            </w:tcBorders>
+            <w:shd w:fill="1F3A5F" w:val="clear"/>
             <w:vAlign w:val="center"/>
           </w:tcPr>
           <w:p>
             <w:pPr>
               <w:pStyle w:val="TableHeading"/>
-              <w:suppressLineNumbers/>
-              <w:shd w:fill="1F3A5F" w:val="clear"/>
-              <w:bidi w:val="0"/>
-              <w:spacing w:before="0" w:after="283"/>
-              <w:jc w:val="center"/>
-              <w:rPr/>
-            </w:pPr>
-            <w:r>
-              <w:rPr/>
+              <w:bidi w:val="0"/>
+              <w:spacing w:before="0" w:after="283"/>
+              <w:jc w:val="left"/>
+              <w:rPr>
+                <w:color w:val="FFFFFF"/>
+              </w:rPr>
+            </w:pPr>
+            <w:r>
+              <w:rPr>
+                <w:color w:val="FFFFFF"/>
+              </w:rPr>
               <w:t>Verification (unit / golden eval / manual)</w:t>
             </w:r>
           </w:p>
         </w:tc>
         <w:tc>
           <w:tcPr>
-            <w:tcW w:w="1285" w:type="dxa"/>
-            <w:tcBorders/>
+            <w:tcW w:w="1376" w:type="dxa"/>
+            <w:tcBorders>
+              <w:top w:val="single" w:sz="6" w:space="0" w:color="BFC7D5"/>
+              <w:left w:val="single" w:sz="2" w:space="0" w:color="BFC7D5"/>
+              <w:bottom w:val="single" w:sz="2" w:space="0" w:color="BFC7D5"/>
+              <w:right w:val="single" w:sz="6" w:space="0" w:color="BFC7D5"/>
+            </w:tcBorders>
+            <w:shd w:fill="1F3A5F" w:val="clear"/>
             <w:vAlign w:val="center"/>
           </w:tcPr>
           <w:p>
             <w:pPr>
               <w:pStyle w:val="TableHeading"/>
-              <w:suppressLineNumbers/>
-              <w:shd w:fill="1F3A5F" w:val="clear"/>
-              <w:bidi w:val="0"/>
-              <w:spacing w:before="0" w:after="283"/>
-              <w:jc w:val="center"/>
-              <w:rPr/>
-            </w:pPr>
-            <w:r>
-              <w:rPr/>
+              <w:bidi w:val="0"/>
+              <w:spacing w:before="0" w:after="283"/>
+              <w:jc w:val="left"/>
+              <w:rPr>
+                <w:color w:val="FFFFFF"/>
+              </w:rPr>
+            </w:pPr>
+            <w:r>
+              <w:rPr>
+                <w:color w:val="FFFFFF"/>
+              </w:rPr>
               <w:t>Known issues accepted</w:t>
             </w:r>
           </w:p>
         </w:tc>
         <w:tc>
           <w:tcPr>
-            <w:tcW w:w="1054" w:type="dxa"/>
-            <w:tcBorders/>
+            <w:tcW w:w="1098" w:type="dxa"/>
+            <w:tcBorders>
+              <w:top w:val="single" w:sz="6" w:space="0" w:color="BFC7D5"/>
+              <w:left w:val="single" w:sz="2" w:space="0" w:color="BFC7D5"/>
+              <w:bottom w:val="single" w:sz="2" w:space="0" w:color="BFC7D5"/>
+              <w:right w:val="single" w:sz="6" w:space="0" w:color="BFC7D5"/>
+            </w:tcBorders>
+            <w:shd w:fill="1F3A5F" w:val="clear"/>
             <w:vAlign w:val="center"/>
           </w:tcPr>
           <w:p>
             <w:pPr>
               <w:pStyle w:val="TableHeading"/>
-              <w:suppressLineNumbers/>
-              <w:shd w:fill="1F3A5F" w:val="clear"/>
-              <w:bidi w:val="0"/>
-              <w:spacing w:before="0" w:after="283"/>
-              <w:jc w:val="center"/>
-              <w:rPr/>
-            </w:pPr>
-            <w:r>
-              <w:rPr/>
+              <w:bidi w:val="0"/>
+              <w:spacing w:before="0" w:after="283"/>
+              <w:jc w:val="left"/>
+              <w:rPr>
+                <w:color w:val="FFFFFF"/>
+              </w:rPr>
+            </w:pPr>
+            <w:r>
+              <w:rPr>
+                <w:color w:val="FFFFFF"/>
+              </w:rPr>
               <w:t>Authorised by</w:t>
             </w:r>
           </w:p>
         </w:tc>
         <w:tc>
           <w:tcPr>
-            <w:tcW w:w="1368" w:type="dxa"/>
-            <w:tcBorders/>
+            <w:tcW w:w="1315" w:type="dxa"/>
+            <w:tcBorders>
+              <w:top w:val="single" w:sz="6" w:space="0" w:color="BFC7D5"/>
+              <w:left w:val="single" w:sz="2" w:space="0" w:color="BFC7D5"/>
+              <w:bottom w:val="single" w:sz="2" w:space="0" w:color="BFC7D5"/>
+              <w:right w:val="single" w:sz="6" w:space="0" w:color="BFC7D5"/>
+            </w:tcBorders>
+            <w:shd w:fill="1F3A5F" w:val="clear"/>
             <w:vAlign w:val="center"/>
           </w:tcPr>
           <w:p>
             <w:pPr>
               <w:pStyle w:val="TableHeading"/>
-              <w:suppressLineNumbers/>
-              <w:shd w:fill="1F3A5F" w:val="clear"/>
-              <w:bidi w:val="0"/>
-              <w:spacing w:before="0" w:after="283"/>
-              <w:jc w:val="center"/>
-              <w:rPr/>
-            </w:pPr>
-            <w:r>
-              <w:rPr/>
+              <w:bidi w:val="0"/>
+              <w:spacing w:before="0" w:after="283"/>
+              <w:jc w:val="left"/>
+              <w:rPr>
+                <w:color w:val="FFFFFF"/>
+              </w:rPr>
+            </w:pPr>
+            <w:r>
+              <w:rPr>
+                <w:color w:val="FFFFFF"/>
+              </w:rPr>
               <w:t>Record</w:t>
             </w:r>
           </w:p>
@@ -643,8 +838,12 @@
         <w:trPr/>
         <w:tc>
           <w:tcPr>
-            <w:tcW w:w="799" w:type="dxa"/>
-            <w:tcBorders/>
+            <w:tcW w:w="830" w:type="dxa"/>
+            <w:tcBorders>
+              <w:left w:val="single" w:sz="6" w:space="0" w:color="BFC7D5"/>
+              <w:bottom w:val="single" w:sz="2" w:space="0" w:color="BFC7D5"/>
+              <w:right w:val="single" w:sz="6" w:space="0" w:color="BFC7D5"/>
+            </w:tcBorders>
             <w:vAlign w:val="center"/>
           </w:tcPr>
           <w:p>
@@ -665,8 +864,12 @@
         </w:tc>
         <w:tc>
           <w:tcPr>
-            <w:tcW w:w="547" w:type="dxa"/>
-            <w:tcBorders/>
+            <w:tcW w:w="578" w:type="dxa"/>
+            <w:tcBorders>
+              <w:left w:val="single" w:sz="2" w:space="0" w:color="BFC7D5"/>
+              <w:bottom w:val="single" w:sz="2" w:space="0" w:color="BFC7D5"/>
+              <w:right w:val="single" w:sz="6" w:space="0" w:color="BFC7D5"/>
+            </w:tcBorders>
             <w:vAlign w:val="center"/>
           </w:tcPr>
           <w:p>
@@ -685,8 +888,12 @@
         </w:tc>
         <w:tc>
           <w:tcPr>
-            <w:tcW w:w="871" w:type="dxa"/>
-            <w:tcBorders/>
+            <w:tcW w:w="896" w:type="dxa"/>
+            <w:tcBorders>
+              <w:left w:val="single" w:sz="2" w:space="0" w:color="BFC7D5"/>
+              <w:bottom w:val="single" w:sz="2" w:space="0" w:color="BFC7D5"/>
+              <w:right w:val="single" w:sz="6" w:space="0" w:color="BFC7D5"/>
+            </w:tcBorders>
             <w:vAlign w:val="center"/>
           </w:tcPr>
           <w:p>
@@ -707,8 +914,12 @@
         </w:tc>
         <w:tc>
           <w:tcPr>
-            <w:tcW w:w="972" w:type="dxa"/>
-            <w:tcBorders/>
+            <w:tcW w:w="999" w:type="dxa"/>
+            <w:tcBorders>
+              <w:left w:val="single" w:sz="2" w:space="0" w:color="BFC7D5"/>
+              <w:bottom w:val="single" w:sz="2" w:space="0" w:color="BFC7D5"/>
+              <w:right w:val="single" w:sz="6" w:space="0" w:color="BFC7D5"/>
+            </w:tcBorders>
             <w:vAlign w:val="center"/>
           </w:tcPr>
           <w:p>
@@ -733,8 +944,12 @@
         </w:tc>
         <w:tc>
           <w:tcPr>
-            <w:tcW w:w="1624" w:type="dxa"/>
-            <w:tcBorders/>
+            <w:tcW w:w="1537" w:type="dxa"/>
+            <w:tcBorders>
+              <w:left w:val="single" w:sz="2" w:space="0" w:color="BFC7D5"/>
+              <w:bottom w:val="single" w:sz="2" w:space="0" w:color="BFC7D5"/>
+              <w:right w:val="single" w:sz="6" w:space="0" w:color="BFC7D5"/>
+            </w:tcBorders>
             <w:vAlign w:val="center"/>
           </w:tcPr>
           <w:p>
@@ -753,8 +968,12 @@
         </w:tc>
         <w:tc>
           <w:tcPr>
-            <w:tcW w:w="1386" w:type="dxa"/>
-            <w:tcBorders/>
+            <w:tcW w:w="1387" w:type="dxa"/>
+            <w:tcBorders>
+              <w:left w:val="single" w:sz="2" w:space="0" w:color="BFC7D5"/>
+              <w:bottom w:val="single" w:sz="2" w:space="0" w:color="BFC7D5"/>
+              <w:right w:val="single" w:sz="6" w:space="0" w:color="BFC7D5"/>
+            </w:tcBorders>
             <w:vAlign w:val="center"/>
           </w:tcPr>
           <w:p>
@@ -789,8 +1008,12 @@
         </w:tc>
         <w:tc>
           <w:tcPr>
-            <w:tcW w:w="1433" w:type="dxa"/>
-            <w:tcBorders/>
+            <w:tcW w:w="1323" w:type="dxa"/>
+            <w:tcBorders>
+              <w:left w:val="single" w:sz="2" w:space="0" w:color="BFC7D5"/>
+              <w:bottom w:val="single" w:sz="2" w:space="0" w:color="BFC7D5"/>
+              <w:right w:val="single" w:sz="6" w:space="0" w:color="BFC7D5"/>
+            </w:tcBorders>
             <w:vAlign w:val="center"/>
           </w:tcPr>
           <w:p>
@@ -839,56 +1062,60 @@
         </w:tc>
         <w:tc>
           <w:tcPr>
-            <w:tcW w:w="1285" w:type="dxa"/>
-            <w:tcBorders/>
-            <w:vAlign w:val="center"/>
-          </w:tcPr>
-          <w:p>
-            <w:pPr>
-              <w:pStyle w:val="TableContents"/>
-              <w:bidi w:val="0"/>
-              <w:spacing w:before="0" w:after="283"/>
-              <w:jc w:val="left"/>
-              <w:rPr/>
-            </w:pPr>
-            <w:r>
-              <w:rPr/>
-              <w:t xml:space="preserve">NC-2026-008, NC-2026-010 — concession </w:t>
-            </w:r>
-            <w:r>
-              <w:rPr>
-                <w:rStyle w:val="Strong"/>
-              </w:rPr>
-              <w:t>not yet recorded</w:t>
-            </w:r>
-          </w:p>
-        </w:tc>
-        <w:tc>
-          <w:tcPr>
-            <w:tcW w:w="1054" w:type="dxa"/>
-            <w:tcBorders/>
-            <w:vAlign w:val="center"/>
-          </w:tcPr>
-          <w:p>
-            <w:pPr>
-              <w:pStyle w:val="TableContents"/>
-              <w:bidi w:val="0"/>
-              <w:spacing w:before="0" w:after="283"/>
-              <w:jc w:val="left"/>
-              <w:rPr/>
-            </w:pPr>
-            <w:r>
-              <w:rPr>
-                <w:rStyle w:val="SourceText"/>
-              </w:rPr>
-              <w:t>________</w:t>
-            </w:r>
-          </w:p>
-        </w:tc>
-        <w:tc>
-          <w:tcPr>
-            <w:tcW w:w="1368" w:type="dxa"/>
-            <w:tcBorders/>
+            <w:tcW w:w="1376" w:type="dxa"/>
+            <w:tcBorders>
+              <w:left w:val="single" w:sz="2" w:space="0" w:color="BFC7D5"/>
+              <w:bottom w:val="single" w:sz="2" w:space="0" w:color="BFC7D5"/>
+              <w:right w:val="single" w:sz="6" w:space="0" w:color="BFC7D5"/>
+            </w:tcBorders>
+            <w:vAlign w:val="center"/>
+          </w:tcPr>
+          <w:p>
+            <w:pPr>
+              <w:pStyle w:val="TableContents"/>
+              <w:bidi w:val="0"/>
+              <w:spacing w:before="0" w:after="283"/>
+              <w:jc w:val="left"/>
+              <w:rPr/>
+            </w:pPr>
+            <w:r>
+              <w:rPr/>
+              <w:t>NC-2026-008, NC-2026-010 — concessions accepted by Anita Johan</w:t>
+            </w:r>
+          </w:p>
+        </w:tc>
+        <w:tc>
+          <w:tcPr>
+            <w:tcW w:w="1098" w:type="dxa"/>
+            <w:tcBorders>
+              <w:left w:val="single" w:sz="2" w:space="0" w:color="BFC7D5"/>
+              <w:bottom w:val="single" w:sz="2" w:space="0" w:color="BFC7D5"/>
+              <w:right w:val="single" w:sz="6" w:space="0" w:color="BFC7D5"/>
+            </w:tcBorders>
+            <w:vAlign w:val="center"/>
+          </w:tcPr>
+          <w:p>
+            <w:pPr>
+              <w:pStyle w:val="TableContents"/>
+              <w:bidi w:val="0"/>
+              <w:spacing w:before="0" w:after="283"/>
+              <w:jc w:val="left"/>
+              <w:rPr/>
+            </w:pPr>
+            <w:r>
+              <w:rPr/>
+              <w:t>Anita Johan (Managing Director), 2026-10-07</w:t>
+            </w:r>
+          </w:p>
+        </w:tc>
+        <w:tc>
+          <w:tcPr>
+            <w:tcW w:w="1315" w:type="dxa"/>
+            <w:tcBorders>
+              <w:left w:val="single" w:sz="2" w:space="0" w:color="BFC7D5"/>
+              <w:bottom w:val="single" w:sz="2" w:space="0" w:color="BFC7D5"/>
+              <w:right w:val="single" w:sz="6" w:space="0" w:color="BFC7D5"/>
+            </w:tcBorders>
             <w:vAlign w:val="center"/>
           </w:tcPr>
           <w:p>
@@ -916,8 +1143,12 @@
         <w:trPr/>
         <w:tc>
           <w:tcPr>
-            <w:tcW w:w="799" w:type="dxa"/>
-            <w:tcBorders/>
+            <w:tcW w:w="830" w:type="dxa"/>
+            <w:tcBorders>
+              <w:left w:val="single" w:sz="6" w:space="0" w:color="BFC7D5"/>
+              <w:bottom w:val="single" w:sz="6" w:space="0" w:color="BFC7D5"/>
+              <w:right w:val="single" w:sz="6" w:space="0" w:color="BFC7D5"/>
+            </w:tcBorders>
             <w:vAlign w:val="center"/>
           </w:tcPr>
           <w:p>
@@ -938,8 +1169,12 @@
         </w:tc>
         <w:tc>
           <w:tcPr>
-            <w:tcW w:w="547" w:type="dxa"/>
-            <w:tcBorders/>
+            <w:tcW w:w="578" w:type="dxa"/>
+            <w:tcBorders>
+              <w:left w:val="single" w:sz="2" w:space="0" w:color="BFC7D5"/>
+              <w:bottom w:val="single" w:sz="6" w:space="0" w:color="BFC7D5"/>
+              <w:right w:val="single" w:sz="6" w:space="0" w:color="BFC7D5"/>
+            </w:tcBorders>
             <w:vAlign w:val="center"/>
           </w:tcPr>
           <w:p>
@@ -958,8 +1193,12 @@
         </w:tc>
         <w:tc>
           <w:tcPr>
-            <w:tcW w:w="871" w:type="dxa"/>
-            <w:tcBorders/>
+            <w:tcW w:w="896" w:type="dxa"/>
+            <w:tcBorders>
+              <w:left w:val="single" w:sz="2" w:space="0" w:color="BFC7D5"/>
+              <w:bottom w:val="single" w:sz="6" w:space="0" w:color="BFC7D5"/>
+              <w:right w:val="single" w:sz="6" w:space="0" w:color="BFC7D5"/>
+            </w:tcBorders>
             <w:vAlign w:val="center"/>
           </w:tcPr>
           <w:p>
@@ -980,8 +1219,12 @@
         </w:tc>
         <w:tc>
           <w:tcPr>
-            <w:tcW w:w="972" w:type="dxa"/>
-            <w:tcBorders/>
+            <w:tcW w:w="999" w:type="dxa"/>
+            <w:tcBorders>
+              <w:left w:val="single" w:sz="2" w:space="0" w:color="BFC7D5"/>
+              <w:bottom w:val="single" w:sz="6" w:space="0" w:color="BFC7D5"/>
+              <w:right w:val="single" w:sz="6" w:space="0" w:color="BFC7D5"/>
+            </w:tcBorders>
             <w:vAlign w:val="center"/>
           </w:tcPr>
           <w:p>
@@ -1006,8 +1249,12 @@
         </w:tc>
         <w:tc>
           <w:tcPr>
-            <w:tcW w:w="1624" w:type="dxa"/>
-            <w:tcBorders/>
+            <w:tcW w:w="1537" w:type="dxa"/>
+            <w:tcBorders>
+              <w:left w:val="single" w:sz="2" w:space="0" w:color="BFC7D5"/>
+              <w:bottom w:val="single" w:sz="6" w:space="0" w:color="BFC7D5"/>
+              <w:right w:val="single" w:sz="6" w:space="0" w:color="BFC7D5"/>
+            </w:tcBorders>
             <w:vAlign w:val="center"/>
           </w:tcPr>
           <w:p>
@@ -1086,8 +1333,12 @@
         </w:tc>
         <w:tc>
           <w:tcPr>
-            <w:tcW w:w="1386" w:type="dxa"/>
-            <w:tcBorders/>
+            <w:tcW w:w="1387" w:type="dxa"/>
+            <w:tcBorders>
+              <w:left w:val="single" w:sz="2" w:space="0" w:color="BFC7D5"/>
+              <w:bottom w:val="single" w:sz="6" w:space="0" w:color="BFC7D5"/>
+              <w:right w:val="single" w:sz="6" w:space="0" w:color="BFC7D5"/>
+            </w:tcBorders>
             <w:vAlign w:val="center"/>
           </w:tcPr>
           <w:p>
@@ -1106,8 +1357,12 @@
         </w:tc>
         <w:tc>
           <w:tcPr>
-            <w:tcW w:w="1433" w:type="dxa"/>
-            <w:tcBorders/>
+            <w:tcW w:w="1323" w:type="dxa"/>
+            <w:tcBorders>
+              <w:left w:val="single" w:sz="2" w:space="0" w:color="BFC7D5"/>
+              <w:bottom w:val="single" w:sz="6" w:space="0" w:color="BFC7D5"/>
+              <w:right w:val="single" w:sz="6" w:space="0" w:color="BFC7D5"/>
+            </w:tcBorders>
             <w:vAlign w:val="center"/>
           </w:tcPr>
           <w:p>
@@ -1146,56 +1401,60 @@
         </w:tc>
         <w:tc>
           <w:tcPr>
-            <w:tcW w:w="1285" w:type="dxa"/>
-            <w:tcBorders/>
-            <w:vAlign w:val="center"/>
-          </w:tcPr>
-          <w:p>
-            <w:pPr>
-              <w:pStyle w:val="TableContents"/>
-              <w:bidi w:val="0"/>
-              <w:spacing w:before="0" w:after="283"/>
-              <w:jc w:val="left"/>
-              <w:rPr/>
-            </w:pPr>
-            <w:r>
-              <w:rPr/>
-              <w:t xml:space="preserve">NC-2026-008, NC-2026-016 — concession </w:t>
-            </w:r>
-            <w:r>
-              <w:rPr>
-                <w:rStyle w:val="Strong"/>
-              </w:rPr>
-              <w:t>not yet recorded</w:t>
-            </w:r>
-          </w:p>
-        </w:tc>
-        <w:tc>
-          <w:tcPr>
-            <w:tcW w:w="1054" w:type="dxa"/>
-            <w:tcBorders/>
-            <w:vAlign w:val="center"/>
-          </w:tcPr>
-          <w:p>
-            <w:pPr>
-              <w:pStyle w:val="TableContents"/>
-              <w:bidi w:val="0"/>
-              <w:spacing w:before="0" w:after="283"/>
-              <w:jc w:val="left"/>
-              <w:rPr/>
-            </w:pPr>
-            <w:r>
-              <w:rPr>
-                <w:rStyle w:val="SourceText"/>
-              </w:rPr>
-              <w:t>________</w:t>
-            </w:r>
-          </w:p>
-        </w:tc>
-        <w:tc>
-          <w:tcPr>
-            <w:tcW w:w="1368" w:type="dxa"/>
-            <w:tcBorders/>
+            <w:tcW w:w="1376" w:type="dxa"/>
+            <w:tcBorders>
+              <w:left w:val="single" w:sz="2" w:space="0" w:color="BFC7D5"/>
+              <w:bottom w:val="single" w:sz="6" w:space="0" w:color="BFC7D5"/>
+              <w:right w:val="single" w:sz="6" w:space="0" w:color="BFC7D5"/>
+            </w:tcBorders>
+            <w:vAlign w:val="center"/>
+          </w:tcPr>
+          <w:p>
+            <w:pPr>
+              <w:pStyle w:val="TableContents"/>
+              <w:bidi w:val="0"/>
+              <w:spacing w:before="0" w:after="283"/>
+              <w:jc w:val="left"/>
+              <w:rPr/>
+            </w:pPr>
+            <w:r>
+              <w:rPr/>
+              <w:t>NC-2026-008, NC-2026-016 — concessions accepted by Anita Johan</w:t>
+            </w:r>
+          </w:p>
+        </w:tc>
+        <w:tc>
+          <w:tcPr>
+            <w:tcW w:w="1098" w:type="dxa"/>
+            <w:tcBorders>
+              <w:left w:val="single" w:sz="2" w:space="0" w:color="BFC7D5"/>
+              <w:bottom w:val="single" w:sz="6" w:space="0" w:color="BFC7D5"/>
+              <w:right w:val="single" w:sz="6" w:space="0" w:color="BFC7D5"/>
+            </w:tcBorders>
+            <w:vAlign w:val="center"/>
+          </w:tcPr>
+          <w:p>
+            <w:pPr>
+              <w:pStyle w:val="TableContents"/>
+              <w:bidi w:val="0"/>
+              <w:spacing w:before="0" w:after="283"/>
+              <w:jc w:val="left"/>
+              <w:rPr/>
+            </w:pPr>
+            <w:r>
+              <w:rPr/>
+              <w:t>Anita Johan (Managing Director), 2026-10-07</w:t>
+            </w:r>
+          </w:p>
+        </w:tc>
+        <w:tc>
+          <w:tcPr>
+            <w:tcW w:w="1315" w:type="dxa"/>
+            <w:tcBorders>
+              <w:left w:val="single" w:sz="2" w:space="0" w:color="BFC7D5"/>
+              <w:bottom w:val="single" w:sz="6" w:space="0" w:color="BFC7D5"/>
+              <w:right w:val="single" w:sz="6" w:space="0" w:color="BFC7D5"/>
+            </w:tcBorders>
             <w:vAlign w:val="center"/>
           </w:tcPr>
           <w:p>
@@ -1230,26 +1489,26 @@
     </w:p>
     <w:tbl>
       <w:tblPr>
-        <w:tblW w:w="11339" w:type="dxa"/>
+        <w:tblW w:w="5000" w:type="pct"/>
         <w:jc w:val="left"/>
-        <w:tblInd w:w="0" w:type="dxa"/>
+        <w:tblInd w:w="-7" w:type="dxa"/>
         <w:tblLayout w:type="fixed"/>
         <w:tblCellMar>
-          <w:top w:w="28" w:type="dxa"/>
-          <w:left w:w="28" w:type="dxa"/>
-          <w:bottom w:w="28" w:type="dxa"/>
-          <w:right w:w="28" w:type="dxa"/>
+          <w:top w:w="60" w:type="dxa"/>
+          <w:left w:w="60" w:type="dxa"/>
+          <w:bottom w:w="60" w:type="dxa"/>
+          <w:right w:w="60" w:type="dxa"/>
         </w:tblCellMar>
       </w:tblPr>
       <w:tblGrid>
-        <w:gridCol w:w="2139"/>
-        <w:gridCol w:w="1271"/>
-        <w:gridCol w:w="1370"/>
-        <w:gridCol w:w="1871"/>
-        <w:gridCol w:w="984"/>
-        <w:gridCol w:w="920"/>
-        <w:gridCol w:w="1675"/>
-        <w:gridCol w:w="1109"/>
+        <w:gridCol w:w="2152"/>
+        <w:gridCol w:w="1299"/>
+        <w:gridCol w:w="1355"/>
+        <w:gridCol w:w="1780"/>
+        <w:gridCol w:w="999"/>
+        <w:gridCol w:w="975"/>
+        <w:gridCol w:w="1677"/>
+        <w:gridCol w:w="1102"/>
       </w:tblGrid>
       <w:tr>
         <w:trPr>
@@ -1257,176 +1516,240 @@
         </w:trPr>
         <w:tc>
           <w:tcPr>
-            <w:tcW w:w="2139" w:type="dxa"/>
-            <w:tcBorders/>
+            <w:tcW w:w="2152" w:type="dxa"/>
+            <w:tcBorders>
+              <w:top w:val="single" w:sz="6" w:space="0" w:color="BFC7D5"/>
+              <w:left w:val="single" w:sz="6" w:space="0" w:color="BFC7D5"/>
+              <w:bottom w:val="single" w:sz="2" w:space="0" w:color="BFC7D5"/>
+              <w:right w:val="single" w:sz="6" w:space="0" w:color="BFC7D5"/>
+            </w:tcBorders>
+            <w:shd w:fill="1F3A5F" w:val="clear"/>
             <w:vAlign w:val="center"/>
           </w:tcPr>
           <w:p>
             <w:pPr>
               <w:pStyle w:val="TableHeading"/>
-              <w:suppressLineNumbers/>
-              <w:shd w:fill="1F3A5F" w:val="clear"/>
-              <w:bidi w:val="0"/>
-              <w:spacing w:before="0" w:after="283"/>
-              <w:jc w:val="center"/>
-              <w:rPr/>
-            </w:pPr>
-            <w:r>
-              <w:rPr/>
+              <w:bidi w:val="0"/>
+              <w:spacing w:before="0" w:after="283"/>
+              <w:jc w:val="left"/>
+              <w:rPr>
+                <w:color w:val="FFFFFF"/>
+              </w:rPr>
+            </w:pPr>
+            <w:r>
+              <w:rPr>
+                <w:color w:val="FFFFFF"/>
+              </w:rPr>
               <w:t>Instance</w:t>
             </w:r>
           </w:p>
         </w:tc>
         <w:tc>
           <w:tcPr>
-            <w:tcW w:w="1271" w:type="dxa"/>
-            <w:tcBorders/>
+            <w:tcW w:w="1299" w:type="dxa"/>
+            <w:tcBorders>
+              <w:top w:val="single" w:sz="6" w:space="0" w:color="BFC7D5"/>
+              <w:left w:val="single" w:sz="2" w:space="0" w:color="BFC7D5"/>
+              <w:bottom w:val="single" w:sz="2" w:space="0" w:color="BFC7D5"/>
+              <w:right w:val="single" w:sz="6" w:space="0" w:color="BFC7D5"/>
+            </w:tcBorders>
+            <w:shd w:fill="1F3A5F" w:val="clear"/>
             <w:vAlign w:val="center"/>
           </w:tcPr>
           <w:p>
             <w:pPr>
               <w:pStyle w:val="TableHeading"/>
-              <w:suppressLineNumbers/>
-              <w:shd w:fill="1F3A5F" w:val="clear"/>
-              <w:bidi w:val="0"/>
-              <w:spacing w:before="0" w:after="283"/>
-              <w:jc w:val="center"/>
-              <w:rPr/>
-            </w:pPr>
-            <w:r>
-              <w:rPr/>
+              <w:bidi w:val="0"/>
+              <w:spacing w:before="0" w:after="283"/>
+              <w:jc w:val="left"/>
+              <w:rPr>
+                <w:color w:val="FFFFFF"/>
+              </w:rPr>
+            </w:pPr>
+            <w:r>
+              <w:rPr>
+                <w:color w:val="FFFFFF"/>
+              </w:rPr>
               <w:t>Customer</w:t>
             </w:r>
           </w:p>
         </w:tc>
         <w:tc>
           <w:tcPr>
-            <w:tcW w:w="1370" w:type="dxa"/>
-            <w:tcBorders/>
+            <w:tcW w:w="1355" w:type="dxa"/>
+            <w:tcBorders>
+              <w:top w:val="single" w:sz="6" w:space="0" w:color="BFC7D5"/>
+              <w:left w:val="single" w:sz="2" w:space="0" w:color="BFC7D5"/>
+              <w:bottom w:val="single" w:sz="2" w:space="0" w:color="BFC7D5"/>
+              <w:right w:val="single" w:sz="6" w:space="0" w:color="BFC7D5"/>
+            </w:tcBorders>
+            <w:shd w:fill="1F3A5F" w:val="clear"/>
             <w:vAlign w:val="center"/>
           </w:tcPr>
           <w:p>
             <w:pPr>
               <w:pStyle w:val="TableHeading"/>
-              <w:suppressLineNumbers/>
-              <w:shd w:fill="1F3A5F" w:val="clear"/>
-              <w:bidi w:val="0"/>
-              <w:spacing w:before="0" w:after="283"/>
-              <w:jc w:val="center"/>
-              <w:rPr/>
-            </w:pPr>
-            <w:r>
-              <w:rPr/>
+              <w:bidi w:val="0"/>
+              <w:spacing w:before="0" w:after="283"/>
+              <w:jc w:val="left"/>
+              <w:rPr>
+                <w:color w:val="FFFFFF"/>
+              </w:rPr>
+            </w:pPr>
+            <w:r>
+              <w:rPr>
+                <w:color w:val="FFFFFF"/>
+              </w:rPr>
               <w:t>Environment</w:t>
             </w:r>
           </w:p>
         </w:tc>
         <w:tc>
           <w:tcPr>
-            <w:tcW w:w="1871" w:type="dxa"/>
-            <w:tcBorders/>
+            <w:tcW w:w="1780" w:type="dxa"/>
+            <w:tcBorders>
+              <w:top w:val="single" w:sz="6" w:space="0" w:color="BFC7D5"/>
+              <w:left w:val="single" w:sz="2" w:space="0" w:color="BFC7D5"/>
+              <w:bottom w:val="single" w:sz="2" w:space="0" w:color="BFC7D5"/>
+              <w:right w:val="single" w:sz="6" w:space="0" w:color="BFC7D5"/>
+            </w:tcBorders>
+            <w:shd w:fill="1F3A5F" w:val="clear"/>
             <w:vAlign w:val="center"/>
           </w:tcPr>
           <w:p>
             <w:pPr>
               <w:pStyle w:val="TableHeading"/>
-              <w:suppressLineNumbers/>
-              <w:shd w:fill="1F3A5F" w:val="clear"/>
-              <w:bidi w:val="0"/>
-              <w:spacing w:before="0" w:after="283"/>
-              <w:jc w:val="center"/>
-              <w:rPr/>
-            </w:pPr>
-            <w:r>
-              <w:rPr/>
+              <w:bidi w:val="0"/>
+              <w:spacing w:before="0" w:after="283"/>
+              <w:jc w:val="left"/>
+              <w:rPr>
+                <w:color w:val="FFFFFF"/>
+              </w:rPr>
+            </w:pPr>
+            <w:r>
+              <w:rPr>
+                <w:color w:val="FFFFFF"/>
+              </w:rPr>
               <w:t>Release ID deployed</w:t>
             </w:r>
           </w:p>
         </w:tc>
         <w:tc>
           <w:tcPr>
-            <w:tcW w:w="984" w:type="dxa"/>
-            <w:tcBorders/>
+            <w:tcW w:w="999" w:type="dxa"/>
+            <w:tcBorders>
+              <w:top w:val="single" w:sz="6" w:space="0" w:color="BFC7D5"/>
+              <w:left w:val="single" w:sz="2" w:space="0" w:color="BFC7D5"/>
+              <w:bottom w:val="single" w:sz="2" w:space="0" w:color="BFC7D5"/>
+              <w:right w:val="single" w:sz="6" w:space="0" w:color="BFC7D5"/>
+            </w:tcBorders>
+            <w:shd w:fill="1F3A5F" w:val="clear"/>
             <w:vAlign w:val="center"/>
           </w:tcPr>
           <w:p>
             <w:pPr>
               <w:pStyle w:val="TableHeading"/>
-              <w:suppressLineNumbers/>
-              <w:shd w:fill="1F3A5F" w:val="clear"/>
-              <w:bidi w:val="0"/>
-              <w:spacing w:before="0" w:after="283"/>
-              <w:jc w:val="center"/>
-              <w:rPr/>
-            </w:pPr>
-            <w:r>
-              <w:rPr/>
+              <w:bidi w:val="0"/>
+              <w:spacing w:before="0" w:after="283"/>
+              <w:jc w:val="left"/>
+              <w:rPr>
+                <w:color w:val="FFFFFF"/>
+              </w:rPr>
+            </w:pPr>
+            <w:r>
+              <w:rPr>
+                <w:color w:val="FFFFFF"/>
+              </w:rPr>
               <w:t>Deployed on</w:t>
             </w:r>
           </w:p>
         </w:tc>
         <w:tc>
           <w:tcPr>
-            <w:tcW w:w="920" w:type="dxa"/>
-            <w:tcBorders/>
+            <w:tcW w:w="975" w:type="dxa"/>
+            <w:tcBorders>
+              <w:top w:val="single" w:sz="6" w:space="0" w:color="BFC7D5"/>
+              <w:left w:val="single" w:sz="2" w:space="0" w:color="BFC7D5"/>
+              <w:bottom w:val="single" w:sz="2" w:space="0" w:color="BFC7D5"/>
+              <w:right w:val="single" w:sz="6" w:space="0" w:color="BFC7D5"/>
+            </w:tcBorders>
+            <w:shd w:fill="1F3A5F" w:val="clear"/>
             <w:vAlign w:val="center"/>
           </w:tcPr>
           <w:p>
             <w:pPr>
               <w:pStyle w:val="TableHeading"/>
-              <w:suppressLineNumbers/>
-              <w:shd w:fill="1F3A5F" w:val="clear"/>
-              <w:bidi w:val="0"/>
-              <w:spacing w:before="0" w:after="283"/>
-              <w:jc w:val="center"/>
-              <w:rPr/>
-            </w:pPr>
-            <w:r>
-              <w:rPr/>
+              <w:bidi w:val="0"/>
+              <w:spacing w:before="0" w:after="283"/>
+              <w:jc w:val="left"/>
+              <w:rPr>
+                <w:color w:val="FFFFFF"/>
+              </w:rPr>
+            </w:pPr>
+            <w:r>
+              <w:rPr>
+                <w:color w:val="FFFFFF"/>
+              </w:rPr>
               <w:t>Deployed by</w:t>
             </w:r>
           </w:p>
         </w:tc>
         <w:tc>
           <w:tcPr>
-            <w:tcW w:w="1675" w:type="dxa"/>
-            <w:tcBorders/>
+            <w:tcW w:w="1677" w:type="dxa"/>
+            <w:tcBorders>
+              <w:top w:val="single" w:sz="6" w:space="0" w:color="BFC7D5"/>
+              <w:left w:val="single" w:sz="2" w:space="0" w:color="BFC7D5"/>
+              <w:bottom w:val="single" w:sz="2" w:space="0" w:color="BFC7D5"/>
+              <w:right w:val="single" w:sz="6" w:space="0" w:color="BFC7D5"/>
+            </w:tcBorders>
+            <w:shd w:fill="1F3A5F" w:val="clear"/>
             <w:vAlign w:val="center"/>
           </w:tcPr>
           <w:p>
             <w:pPr>
               <w:pStyle w:val="TableHeading"/>
-              <w:suppressLineNumbers/>
-              <w:shd w:fill="1F3A5F" w:val="clear"/>
-              <w:bidi w:val="0"/>
-              <w:spacing w:before="0" w:after="283"/>
-              <w:jc w:val="center"/>
-              <w:rPr/>
-            </w:pPr>
-            <w:r>
-              <w:rPr/>
+              <w:bidi w:val="0"/>
+              <w:spacing w:before="0" w:after="283"/>
+              <w:jc w:val="left"/>
+              <w:rPr>
+                <w:color w:val="FFFFFF"/>
+              </w:rPr>
+            </w:pPr>
+            <w:r>
+              <w:rPr>
+                <w:color w:val="FFFFFF"/>
+              </w:rPr>
               <w:t>Post-deployment verification</w:t>
             </w:r>
           </w:p>
         </w:tc>
         <w:tc>
           <w:tcPr>
-            <w:tcW w:w="1109" w:type="dxa"/>
-            <w:tcBorders/>
+            <w:tcW w:w="1102" w:type="dxa"/>
+            <w:tcBorders>
+              <w:top w:val="single" w:sz="6" w:space="0" w:color="BFC7D5"/>
+              <w:left w:val="single" w:sz="2" w:space="0" w:color="BFC7D5"/>
+              <w:bottom w:val="single" w:sz="2" w:space="0" w:color="BFC7D5"/>
+              <w:right w:val="single" w:sz="6" w:space="0" w:color="BFC7D5"/>
+            </w:tcBorders>
+            <w:shd w:fill="1F3A5F" w:val="clear"/>
             <w:vAlign w:val="center"/>
           </w:tcPr>
           <w:p>
             <w:pPr>
               <w:pStyle w:val="TableHeading"/>
-              <w:suppressLineNumbers/>
-              <w:shd w:fill="1F3A5F" w:val="clear"/>
-              <w:bidi w:val="0"/>
-              <w:spacing w:before="0" w:after="283"/>
-              <w:jc w:val="center"/>
-              <w:rPr/>
-            </w:pPr>
-            <w:r>
-              <w:rPr/>
+              <w:bidi w:val="0"/>
+              <w:spacing w:before="0" w:after="283"/>
+              <w:jc w:val="left"/>
+              <w:rPr>
+                <w:color w:val="FFFFFF"/>
+              </w:rPr>
+            </w:pPr>
+            <w:r>
+              <w:rPr>
+                <w:color w:val="FFFFFF"/>
+              </w:rPr>
               <w:t>Current</w:t>
             </w:r>
           </w:p>
@@ -1436,8 +1759,12 @@
         <w:trPr/>
         <w:tc>
           <w:tcPr>
-            <w:tcW w:w="2139" w:type="dxa"/>
-            <w:tcBorders/>
+            <w:tcW w:w="2152" w:type="dxa"/>
+            <w:tcBorders>
+              <w:left w:val="single" w:sz="6" w:space="0" w:color="BFC7D5"/>
+              <w:bottom w:val="single" w:sz="2" w:space="0" w:color="BFC7D5"/>
+              <w:right w:val="single" w:sz="6" w:space="0" w:color="BFC7D5"/>
+            </w:tcBorders>
             <w:vAlign w:val="center"/>
           </w:tcPr>
           <w:p>
@@ -1462,8 +1789,12 @@
         </w:tc>
         <w:tc>
           <w:tcPr>
-            <w:tcW w:w="1271" w:type="dxa"/>
-            <w:tcBorders/>
+            <w:tcW w:w="1299" w:type="dxa"/>
+            <w:tcBorders>
+              <w:left w:val="single" w:sz="2" w:space="0" w:color="BFC7D5"/>
+              <w:bottom w:val="single" w:sz="2" w:space="0" w:color="BFC7D5"/>
+              <w:right w:val="single" w:sz="6" w:space="0" w:color="BFC7D5"/>
+            </w:tcBorders>
             <w:vAlign w:val="center"/>
           </w:tcPr>
           <w:p>
@@ -1482,8 +1813,12 @@
         </w:tc>
         <w:tc>
           <w:tcPr>
-            <w:tcW w:w="1370" w:type="dxa"/>
-            <w:tcBorders/>
+            <w:tcW w:w="1355" w:type="dxa"/>
+            <w:tcBorders>
+              <w:left w:val="single" w:sz="2" w:space="0" w:color="BFC7D5"/>
+              <w:bottom w:val="single" w:sz="2" w:space="0" w:color="BFC7D5"/>
+              <w:right w:val="single" w:sz="6" w:space="0" w:color="BFC7D5"/>
+            </w:tcBorders>
             <w:vAlign w:val="center"/>
           </w:tcPr>
           <w:p>
@@ -1512,8 +1847,12 @@
         </w:tc>
         <w:tc>
           <w:tcPr>
-            <w:tcW w:w="1871" w:type="dxa"/>
-            <w:tcBorders/>
+            <w:tcW w:w="1780" w:type="dxa"/>
+            <w:tcBorders>
+              <w:left w:val="single" w:sz="2" w:space="0" w:color="BFC7D5"/>
+              <w:bottom w:val="single" w:sz="2" w:space="0" w:color="BFC7D5"/>
+              <w:right w:val="single" w:sz="6" w:space="0" w:color="BFC7D5"/>
+            </w:tcBorders>
             <w:vAlign w:val="center"/>
           </w:tcPr>
           <w:p>
@@ -1578,8 +1917,12 @@
         </w:tc>
         <w:tc>
           <w:tcPr>
-            <w:tcW w:w="984" w:type="dxa"/>
-            <w:tcBorders/>
+            <w:tcW w:w="999" w:type="dxa"/>
+            <w:tcBorders>
+              <w:left w:val="single" w:sz="2" w:space="0" w:color="BFC7D5"/>
+              <w:bottom w:val="single" w:sz="2" w:space="0" w:color="BFC7D5"/>
+              <w:right w:val="single" w:sz="6" w:space="0" w:color="BFC7D5"/>
+            </w:tcBorders>
             <w:vAlign w:val="center"/>
           </w:tcPr>
           <w:p>
@@ -1598,30 +1941,36 @@
         </w:tc>
         <w:tc>
           <w:tcPr>
-            <w:tcW w:w="920" w:type="dxa"/>
-            <w:tcBorders/>
-            <w:vAlign w:val="center"/>
-          </w:tcPr>
-          <w:p>
-            <w:pPr>
-              <w:pStyle w:val="TableContents"/>
-              <w:bidi w:val="0"/>
-              <w:spacing w:before="0" w:after="283"/>
-              <w:jc w:val="left"/>
-              <w:rPr/>
-            </w:pPr>
-            <w:r>
-              <w:rPr>
-                <w:rStyle w:val="SourceText"/>
-              </w:rPr>
-              <w:t>________</w:t>
-            </w:r>
-          </w:p>
-        </w:tc>
-        <w:tc>
-          <w:tcPr>
-            <w:tcW w:w="1675" w:type="dxa"/>
-            <w:tcBorders/>
+            <w:tcW w:w="975" w:type="dxa"/>
+            <w:tcBorders>
+              <w:left w:val="single" w:sz="2" w:space="0" w:color="BFC7D5"/>
+              <w:bottom w:val="single" w:sz="2" w:space="0" w:color="BFC7D5"/>
+              <w:right w:val="single" w:sz="6" w:space="0" w:color="BFC7D5"/>
+            </w:tcBorders>
+            <w:vAlign w:val="center"/>
+          </w:tcPr>
+          <w:p>
+            <w:pPr>
+              <w:pStyle w:val="TableContents"/>
+              <w:bidi w:val="0"/>
+              <w:spacing w:before="0" w:after="283"/>
+              <w:jc w:val="left"/>
+              <w:rPr/>
+            </w:pPr>
+            <w:r>
+              <w:rPr/>
+              <w:t>Richard Watson Stephen Amudha</w:t>
+            </w:r>
+          </w:p>
+        </w:tc>
+        <w:tc>
+          <w:tcPr>
+            <w:tcW w:w="1677" w:type="dxa"/>
+            <w:tcBorders>
+              <w:left w:val="single" w:sz="2" w:space="0" w:color="BFC7D5"/>
+              <w:bottom w:val="single" w:sz="2" w:space="0" w:color="BFC7D5"/>
+              <w:right w:val="single" w:sz="6" w:space="0" w:color="BFC7D5"/>
+            </w:tcBorders>
             <w:vAlign w:val="center"/>
           </w:tcPr>
           <w:p>
@@ -1650,8 +1999,12 @@
         </w:tc>
         <w:tc>
           <w:tcPr>
-            <w:tcW w:w="1109" w:type="dxa"/>
-            <w:tcBorders/>
+            <w:tcW w:w="1102" w:type="dxa"/>
+            <w:tcBorders>
+              <w:left w:val="single" w:sz="2" w:space="0" w:color="BFC7D5"/>
+              <w:bottom w:val="single" w:sz="2" w:space="0" w:color="BFC7D5"/>
+              <w:right w:val="single" w:sz="6" w:space="0" w:color="BFC7D5"/>
+            </w:tcBorders>
             <w:vAlign w:val="center"/>
           </w:tcPr>
           <w:p>
@@ -1673,8 +2026,12 @@
         <w:trPr/>
         <w:tc>
           <w:tcPr>
-            <w:tcW w:w="2139" w:type="dxa"/>
-            <w:tcBorders/>
+            <w:tcW w:w="2152" w:type="dxa"/>
+            <w:tcBorders>
+              <w:left w:val="single" w:sz="6" w:space="0" w:color="BFC7D5"/>
+              <w:bottom w:val="single" w:sz="2" w:space="0" w:color="BFC7D5"/>
+              <w:right w:val="single" w:sz="6" w:space="0" w:color="BFC7D5"/>
+            </w:tcBorders>
             <w:vAlign w:val="center"/>
           </w:tcPr>
           <w:p>
@@ -1699,8 +2056,12 @@
         </w:tc>
         <w:tc>
           <w:tcPr>
-            <w:tcW w:w="1271" w:type="dxa"/>
-            <w:tcBorders/>
+            <w:tcW w:w="1299" w:type="dxa"/>
+            <w:tcBorders>
+              <w:left w:val="single" w:sz="2" w:space="0" w:color="BFC7D5"/>
+              <w:bottom w:val="single" w:sz="2" w:space="0" w:color="BFC7D5"/>
+              <w:right w:val="single" w:sz="6" w:space="0" w:color="BFC7D5"/>
+            </w:tcBorders>
             <w:vAlign w:val="center"/>
           </w:tcPr>
           <w:p>
@@ -1719,8 +2080,12 @@
         </w:tc>
         <w:tc>
           <w:tcPr>
-            <w:tcW w:w="1370" w:type="dxa"/>
-            <w:tcBorders/>
+            <w:tcW w:w="1355" w:type="dxa"/>
+            <w:tcBorders>
+              <w:left w:val="single" w:sz="2" w:space="0" w:color="BFC7D5"/>
+              <w:bottom w:val="single" w:sz="2" w:space="0" w:color="BFC7D5"/>
+              <w:right w:val="single" w:sz="6" w:space="0" w:color="BFC7D5"/>
+            </w:tcBorders>
             <w:vAlign w:val="center"/>
           </w:tcPr>
           <w:p>
@@ -1739,8 +2104,12 @@
         </w:tc>
         <w:tc>
           <w:tcPr>
-            <w:tcW w:w="1871" w:type="dxa"/>
-            <w:tcBorders/>
+            <w:tcW w:w="1780" w:type="dxa"/>
+            <w:tcBorders>
+              <w:left w:val="single" w:sz="2" w:space="0" w:color="BFC7D5"/>
+              <w:bottom w:val="single" w:sz="2" w:space="0" w:color="BFC7D5"/>
+              <w:right w:val="single" w:sz="6" w:space="0" w:color="BFC7D5"/>
+            </w:tcBorders>
             <w:vAlign w:val="center"/>
           </w:tcPr>
           <w:p>
@@ -1769,8 +2138,12 @@
         </w:tc>
         <w:tc>
           <w:tcPr>
-            <w:tcW w:w="984" w:type="dxa"/>
-            <w:tcBorders/>
+            <w:tcW w:w="999" w:type="dxa"/>
+            <w:tcBorders>
+              <w:left w:val="single" w:sz="2" w:space="0" w:color="BFC7D5"/>
+              <w:bottom w:val="single" w:sz="2" w:space="0" w:color="BFC7D5"/>
+              <w:right w:val="single" w:sz="6" w:space="0" w:color="BFC7D5"/>
+            </w:tcBorders>
             <w:vAlign w:val="center"/>
           </w:tcPr>
           <w:p>
@@ -1789,30 +2162,36 @@
         </w:tc>
         <w:tc>
           <w:tcPr>
-            <w:tcW w:w="920" w:type="dxa"/>
-            <w:tcBorders/>
-            <w:vAlign w:val="center"/>
-          </w:tcPr>
-          <w:p>
-            <w:pPr>
-              <w:pStyle w:val="TableContents"/>
-              <w:bidi w:val="0"/>
-              <w:spacing w:before="0" w:after="283"/>
-              <w:jc w:val="left"/>
-              <w:rPr/>
-            </w:pPr>
-            <w:r>
-              <w:rPr>
-                <w:rStyle w:val="SourceText"/>
-              </w:rPr>
-              <w:t>________</w:t>
-            </w:r>
-          </w:p>
-        </w:tc>
-        <w:tc>
-          <w:tcPr>
-            <w:tcW w:w="1675" w:type="dxa"/>
-            <w:tcBorders/>
+            <w:tcW w:w="975" w:type="dxa"/>
+            <w:tcBorders>
+              <w:left w:val="single" w:sz="2" w:space="0" w:color="BFC7D5"/>
+              <w:bottom w:val="single" w:sz="2" w:space="0" w:color="BFC7D5"/>
+              <w:right w:val="single" w:sz="6" w:space="0" w:color="BFC7D5"/>
+            </w:tcBorders>
+            <w:vAlign w:val="center"/>
+          </w:tcPr>
+          <w:p>
+            <w:pPr>
+              <w:pStyle w:val="TableContents"/>
+              <w:bidi w:val="0"/>
+              <w:spacing w:before="0" w:after="283"/>
+              <w:jc w:val="left"/>
+              <w:rPr/>
+            </w:pPr>
+            <w:r>
+              <w:rPr/>
+              <w:t>Richard Watson Stephen Amudha</w:t>
+            </w:r>
+          </w:p>
+        </w:tc>
+        <w:tc>
+          <w:tcPr>
+            <w:tcW w:w="1677" w:type="dxa"/>
+            <w:tcBorders>
+              <w:left w:val="single" w:sz="2" w:space="0" w:color="BFC7D5"/>
+              <w:bottom w:val="single" w:sz="2" w:space="0" w:color="BFC7D5"/>
+              <w:right w:val="single" w:sz="6" w:space="0" w:color="BFC7D5"/>
+            </w:tcBorders>
             <w:vAlign w:val="center"/>
           </w:tcPr>
           <w:p>
@@ -1831,8 +2210,12 @@
         </w:tc>
         <w:tc>
           <w:tcPr>
-            <w:tcW w:w="1109" w:type="dxa"/>
-            <w:tcBorders/>
+            <w:tcW w:w="1102" w:type="dxa"/>
+            <w:tcBorders>
+              <w:left w:val="single" w:sz="2" w:space="0" w:color="BFC7D5"/>
+              <w:bottom w:val="single" w:sz="2" w:space="0" w:color="BFC7D5"/>
+              <w:right w:val="single" w:sz="6" w:space="0" w:color="BFC7D5"/>
+            </w:tcBorders>
             <w:vAlign w:val="center"/>
           </w:tcPr>
           <w:p>
@@ -1854,8 +2237,12 @@
         <w:trPr/>
         <w:tc>
           <w:tcPr>
-            <w:tcW w:w="2139" w:type="dxa"/>
-            <w:tcBorders/>
+            <w:tcW w:w="2152" w:type="dxa"/>
+            <w:tcBorders>
+              <w:left w:val="single" w:sz="6" w:space="0" w:color="BFC7D5"/>
+              <w:bottom w:val="single" w:sz="2" w:space="0" w:color="BFC7D5"/>
+              <w:right w:val="single" w:sz="6" w:space="0" w:color="BFC7D5"/>
+            </w:tcBorders>
             <w:vAlign w:val="center"/>
           </w:tcPr>
           <w:p>
@@ -1880,8 +2267,12 @@
         </w:tc>
         <w:tc>
           <w:tcPr>
-            <w:tcW w:w="1271" w:type="dxa"/>
-            <w:tcBorders/>
+            <w:tcW w:w="1299" w:type="dxa"/>
+            <w:tcBorders>
+              <w:left w:val="single" w:sz="2" w:space="0" w:color="BFC7D5"/>
+              <w:bottom w:val="single" w:sz="2" w:space="0" w:color="BFC7D5"/>
+              <w:right w:val="single" w:sz="6" w:space="0" w:color="BFC7D5"/>
+            </w:tcBorders>
             <w:vAlign w:val="center"/>
           </w:tcPr>
           <w:p>
@@ -1900,8 +2291,12 @@
         </w:tc>
         <w:tc>
           <w:tcPr>
-            <w:tcW w:w="1370" w:type="dxa"/>
-            <w:tcBorders/>
+            <w:tcW w:w="1355" w:type="dxa"/>
+            <w:tcBorders>
+              <w:left w:val="single" w:sz="2" w:space="0" w:color="BFC7D5"/>
+              <w:bottom w:val="single" w:sz="2" w:space="0" w:color="BFC7D5"/>
+              <w:right w:val="single" w:sz="6" w:space="0" w:color="BFC7D5"/>
+            </w:tcBorders>
             <w:vAlign w:val="center"/>
           </w:tcPr>
           <w:p>
@@ -1930,8 +2325,12 @@
         </w:tc>
         <w:tc>
           <w:tcPr>
-            <w:tcW w:w="1871" w:type="dxa"/>
-            <w:tcBorders/>
+            <w:tcW w:w="1780" w:type="dxa"/>
+            <w:tcBorders>
+              <w:left w:val="single" w:sz="2" w:space="0" w:color="BFC7D5"/>
+              <w:bottom w:val="single" w:sz="2" w:space="0" w:color="BFC7D5"/>
+              <w:right w:val="single" w:sz="6" w:space="0" w:color="BFC7D5"/>
+            </w:tcBorders>
             <w:vAlign w:val="center"/>
           </w:tcPr>
           <w:p>
@@ -2048,8 +2447,12 @@
         </w:tc>
         <w:tc>
           <w:tcPr>
-            <w:tcW w:w="984" w:type="dxa"/>
-            <w:tcBorders/>
+            <w:tcW w:w="999" w:type="dxa"/>
+            <w:tcBorders>
+              <w:left w:val="single" w:sz="2" w:space="0" w:color="BFC7D5"/>
+              <w:bottom w:val="single" w:sz="2" w:space="0" w:color="BFC7D5"/>
+              <w:right w:val="single" w:sz="6" w:space="0" w:color="BFC7D5"/>
+            </w:tcBorders>
             <w:vAlign w:val="center"/>
           </w:tcPr>
           <w:p>
@@ -2068,30 +2471,36 @@
         </w:tc>
         <w:tc>
           <w:tcPr>
-            <w:tcW w:w="920" w:type="dxa"/>
-            <w:tcBorders/>
-            <w:vAlign w:val="center"/>
-          </w:tcPr>
-          <w:p>
-            <w:pPr>
-              <w:pStyle w:val="TableContents"/>
-              <w:bidi w:val="0"/>
-              <w:spacing w:before="0" w:after="283"/>
-              <w:jc w:val="left"/>
-              <w:rPr/>
-            </w:pPr>
-            <w:r>
-              <w:rPr>
-                <w:rStyle w:val="SourceText"/>
-              </w:rPr>
-              <w:t>________</w:t>
-            </w:r>
-          </w:p>
-        </w:tc>
-        <w:tc>
-          <w:tcPr>
-            <w:tcW w:w="1675" w:type="dxa"/>
-            <w:tcBorders/>
+            <w:tcW w:w="975" w:type="dxa"/>
+            <w:tcBorders>
+              <w:left w:val="single" w:sz="2" w:space="0" w:color="BFC7D5"/>
+              <w:bottom w:val="single" w:sz="2" w:space="0" w:color="BFC7D5"/>
+              <w:right w:val="single" w:sz="6" w:space="0" w:color="BFC7D5"/>
+            </w:tcBorders>
+            <w:vAlign w:val="center"/>
+          </w:tcPr>
+          <w:p>
+            <w:pPr>
+              <w:pStyle w:val="TableContents"/>
+              <w:bidi w:val="0"/>
+              <w:spacing w:before="0" w:after="283"/>
+              <w:jc w:val="left"/>
+              <w:rPr/>
+            </w:pPr>
+            <w:r>
+              <w:rPr/>
+              <w:t>Richard Watson Stephen Amudha</w:t>
+            </w:r>
+          </w:p>
+        </w:tc>
+        <w:tc>
+          <w:tcPr>
+            <w:tcW w:w="1677" w:type="dxa"/>
+            <w:tcBorders>
+              <w:left w:val="single" w:sz="2" w:space="0" w:color="BFC7D5"/>
+              <w:bottom w:val="single" w:sz="2" w:space="0" w:color="BFC7D5"/>
+              <w:right w:val="single" w:sz="6" w:space="0" w:color="BFC7D5"/>
+            </w:tcBorders>
             <w:vAlign w:val="center"/>
           </w:tcPr>
           <w:p>
@@ -2120,8 +2529,12 @@
         </w:tc>
         <w:tc>
           <w:tcPr>
-            <w:tcW w:w="1109" w:type="dxa"/>
-            <w:tcBorders/>
+            <w:tcW w:w="1102" w:type="dxa"/>
+            <w:tcBorders>
+              <w:left w:val="single" w:sz="2" w:space="0" w:color="BFC7D5"/>
+              <w:bottom w:val="single" w:sz="2" w:space="0" w:color="BFC7D5"/>
+              <w:right w:val="single" w:sz="6" w:space="0" w:color="BFC7D5"/>
+            </w:tcBorders>
             <w:vAlign w:val="center"/>
           </w:tcPr>
           <w:p>
@@ -2143,8 +2556,12 @@
         <w:trPr/>
         <w:tc>
           <w:tcPr>
-            <w:tcW w:w="2139" w:type="dxa"/>
-            <w:tcBorders/>
+            <w:tcW w:w="2152" w:type="dxa"/>
+            <w:tcBorders>
+              <w:left w:val="single" w:sz="6" w:space="0" w:color="BFC7D5"/>
+              <w:bottom w:val="single" w:sz="6" w:space="0" w:color="BFC7D5"/>
+              <w:right w:val="single" w:sz="6" w:space="0" w:color="BFC7D5"/>
+            </w:tcBorders>
             <w:vAlign w:val="center"/>
           </w:tcPr>
           <w:p>
@@ -2169,8 +2586,12 @@
         </w:tc>
         <w:tc>
           <w:tcPr>
-            <w:tcW w:w="1271" w:type="dxa"/>
-            <w:tcBorders/>
+            <w:tcW w:w="1299" w:type="dxa"/>
+            <w:tcBorders>
+              <w:left w:val="single" w:sz="2" w:space="0" w:color="BFC7D5"/>
+              <w:bottom w:val="single" w:sz="6" w:space="0" w:color="BFC7D5"/>
+              <w:right w:val="single" w:sz="6" w:space="0" w:color="BFC7D5"/>
+            </w:tcBorders>
             <w:vAlign w:val="center"/>
           </w:tcPr>
           <w:p>
@@ -2189,8 +2610,12 @@
         </w:tc>
         <w:tc>
           <w:tcPr>
-            <w:tcW w:w="1370" w:type="dxa"/>
-            <w:tcBorders/>
+            <w:tcW w:w="1355" w:type="dxa"/>
+            <w:tcBorders>
+              <w:left w:val="single" w:sz="2" w:space="0" w:color="BFC7D5"/>
+              <w:bottom w:val="single" w:sz="6" w:space="0" w:color="BFC7D5"/>
+              <w:right w:val="single" w:sz="6" w:space="0" w:color="BFC7D5"/>
+            </w:tcBorders>
             <w:vAlign w:val="center"/>
           </w:tcPr>
           <w:p>
@@ -2219,8 +2644,12 @@
         </w:tc>
         <w:tc>
           <w:tcPr>
-            <w:tcW w:w="1871" w:type="dxa"/>
-            <w:tcBorders/>
+            <w:tcW w:w="1780" w:type="dxa"/>
+            <w:tcBorders>
+              <w:left w:val="single" w:sz="2" w:space="0" w:color="BFC7D5"/>
+              <w:bottom w:val="single" w:sz="6" w:space="0" w:color="BFC7D5"/>
+              <w:right w:val="single" w:sz="6" w:space="0" w:color="BFC7D5"/>
+            </w:tcBorders>
             <w:vAlign w:val="center"/>
           </w:tcPr>
           <w:p>
@@ -2259,8 +2688,12 @@
         </w:tc>
         <w:tc>
           <w:tcPr>
-            <w:tcW w:w="984" w:type="dxa"/>
-            <w:tcBorders/>
+            <w:tcW w:w="999" w:type="dxa"/>
+            <w:tcBorders>
+              <w:left w:val="single" w:sz="2" w:space="0" w:color="BFC7D5"/>
+              <w:bottom w:val="single" w:sz="6" w:space="0" w:color="BFC7D5"/>
+              <w:right w:val="single" w:sz="6" w:space="0" w:color="BFC7D5"/>
+            </w:tcBorders>
             <w:vAlign w:val="center"/>
           </w:tcPr>
           <w:p>
@@ -2279,30 +2712,36 @@
         </w:tc>
         <w:tc>
           <w:tcPr>
-            <w:tcW w:w="920" w:type="dxa"/>
-            <w:tcBorders/>
-            <w:vAlign w:val="center"/>
-          </w:tcPr>
-          <w:p>
-            <w:pPr>
-              <w:pStyle w:val="TableContents"/>
-              <w:bidi w:val="0"/>
-              <w:spacing w:before="0" w:after="283"/>
-              <w:jc w:val="left"/>
-              <w:rPr/>
-            </w:pPr>
-            <w:r>
-              <w:rPr>
-                <w:rStyle w:val="SourceText"/>
-              </w:rPr>
-              <w:t>________</w:t>
-            </w:r>
-          </w:p>
-        </w:tc>
-        <w:tc>
-          <w:tcPr>
-            <w:tcW w:w="1675" w:type="dxa"/>
-            <w:tcBorders/>
+            <w:tcW w:w="975" w:type="dxa"/>
+            <w:tcBorders>
+              <w:left w:val="single" w:sz="2" w:space="0" w:color="BFC7D5"/>
+              <w:bottom w:val="single" w:sz="6" w:space="0" w:color="BFC7D5"/>
+              <w:right w:val="single" w:sz="6" w:space="0" w:color="BFC7D5"/>
+            </w:tcBorders>
+            <w:vAlign w:val="center"/>
+          </w:tcPr>
+          <w:p>
+            <w:pPr>
+              <w:pStyle w:val="TableContents"/>
+              <w:bidi w:val="0"/>
+              <w:spacing w:before="0" w:after="283"/>
+              <w:jc w:val="left"/>
+              <w:rPr/>
+            </w:pPr>
+            <w:r>
+              <w:rPr/>
+              <w:t>Richard Watson Stephen Amudha</w:t>
+            </w:r>
+          </w:p>
+        </w:tc>
+        <w:tc>
+          <w:tcPr>
+            <w:tcW w:w="1677" w:type="dxa"/>
+            <w:tcBorders>
+              <w:left w:val="single" w:sz="2" w:space="0" w:color="BFC7D5"/>
+              <w:bottom w:val="single" w:sz="6" w:space="0" w:color="BFC7D5"/>
+              <w:right w:val="single" w:sz="6" w:space="0" w:color="BFC7D5"/>
+            </w:tcBorders>
             <w:vAlign w:val="center"/>
           </w:tcPr>
           <w:p>
@@ -2321,8 +2760,12 @@
         </w:tc>
         <w:tc>
           <w:tcPr>
-            <w:tcW w:w="1109" w:type="dxa"/>
-            <w:tcBorders/>
+            <w:tcW w:w="1102" w:type="dxa"/>
+            <w:tcBorders>
+              <w:left w:val="single" w:sz="2" w:space="0" w:color="BFC7D5"/>
+              <w:bottom w:val="single" w:sz="6" w:space="0" w:color="BFC7D5"/>
+              <w:right w:val="single" w:sz="6" w:space="0" w:color="BFC7D5"/>
+            </w:tcBorders>
             <w:vAlign w:val="center"/>
           </w:tcPr>
           <w:p>
@@ -2418,7 +2861,7 @@
         <w:rPr>
           <w:rStyle w:val="SourceText"/>
         </w:rPr>
-        <w:t>backend/app/main.py:213</w:t>
+        <w:t>backend/app/main.py:226</w:t>
       </w:r>
       <w:r>
         <w:rPr/>
@@ -2622,37 +3065,7 @@
       </w:pPr>
       <w:r>
         <w:rPr/>
-        <w:t xml:space="preserve">Until the release-identification scheme in SOP-08 §6 is adopted, the </w:t>
-      </w:r>
-      <w:r>
-        <w:rPr>
-          <w:rStyle w:val="Emphasis"/>
-        </w:rPr>
-        <w:t>Release ID</w:t>
-      </w:r>
-      <w:r>
-        <w:rPr/>
-        <w:t xml:space="preserve">, </w:t>
-      </w:r>
-      <w:r>
-        <w:rPr>
-          <w:rStyle w:val="Emphasis"/>
-        </w:rPr>
-        <w:t>Git tag</w:t>
-      </w:r>
-      <w:r>
-        <w:rPr/>
-        <w:t xml:space="preserve"> and </w:t>
-      </w:r>
-      <w:r>
-        <w:rPr>
-          <w:rStyle w:val="Emphasis"/>
-        </w:rPr>
-        <w:t>Image tags</w:t>
-      </w:r>
-      <w:r>
-        <w:rPr/>
-        <w:t xml:space="preserve"> columns cannot be filled in honestly. This is Gap Analysis G-01 and quality objective QO-3. The first entry should be made by tagging the current HEAD as the first identified release.</w:t>
+        <w:t>The release-identification scheme in SOP-08 §7 was adopted with v1.4.0 on 2026-10-06, which closed Gap Analysis G-01 and met quality objective QO-3. Entries from v1.4.0 onward carry the release ID, git tag and image tags; earlier deployments are identified by date and commit SHA only.</w:t>
       </w:r>
     </w:p>
     <w:sectPr>
@@ -3039,14 +3452,6 @@
       <w:rFonts w:ascii="OpenSymbol" w:hAnsi="OpenSymbol" w:eastAsia="OpenSymbol" w:cs="OpenSymbol"/>
     </w:rPr>
   </w:style>
-  <w:style w:type="character" w:styleId="Emphasis">
-    <w:name w:val="Emphasis"/>
-    <w:qFormat/>
-    <w:rPr>
-      <w:i/>
-      <w:iCs/>
-    </w:rPr>
-  </w:style>
   <w:style w:type="paragraph" w:styleId="HorizontalLine">
     <w:name w:val="Horizontal Line"/>
     <w:basedOn w:val="Normal"/>

--- a/docs/qms/evidence-2026/QMS_Word/registers__REG-08_Release_and_Deployment_Register.docx
+++ b/docs/qms/evidence-2026/QMS_Word/registers__REG-08_Release_and_Deployment_Register.docx
@@ -1470,6 +1470,1012 @@
                 <w:rStyle w:val="SourceText"/>
               </w:rPr>
               <w:t>records/releases/2026-10-06_v1.4.1.md</w:t>
+            </w:r>
+          </w:p>
+        </w:tc>
+      </w:tr>
+    </w:tbl>
+    <w:p>
+      <w:pPr>
+        <w:pStyle w:val="Heading2"/>
+        <w:bidi w:val="0"/>
+        <w:jc w:val="left"/>
+        <w:rPr/>
+      </w:pPr>
+      <w:r>
+        <w:rPr/>
+        <w:t>2a. Version baselines before v1.4.0 (retrospective)</w:t>
+      </w:r>
+    </w:p>
+    <w:p>
+      <w:pPr>
+        <w:pStyle w:val="BodyText"/>
+        <w:bidi w:val="0"/>
+        <w:jc w:val="left"/>
+        <w:rPr/>
+      </w:pPr>
+      <w:r>
+        <w:rPr/>
+        <w:t xml:space="preserve">The 2026 work was delivered in two-month increments before release identification was adopted at v1.4.0. On 2026-10-12 each increment was identified as a version and tagged on the last commit of the increment on </w:t>
+      </w:r>
+      <w:r>
+        <w:rPr>
+          <w:rStyle w:val="SourceText"/>
+        </w:rPr>
+        <w:t>main</w:t>
+      </w:r>
+      <w:r>
+        <w:rPr/>
+        <w:t xml:space="preserve"> (annotated tags, tagger date 2026-10-12; the tag message says so). They were not released as numbered versions at the time and have </w:t>
+      </w:r>
+      <w:r>
+        <w:rPr>
+          <w:rStyle w:val="Strong"/>
+        </w:rPr>
+        <w:t>no release record (FRM-03)</w:t>
+      </w:r>
+      <w:r>
+        <w:rPr/>
+        <w:t xml:space="preserve"> — formal release records start at v1.4.0. Deployments of these baselines were untagged builds and were not recorded.</w:t>
+      </w:r>
+    </w:p>
+    <w:tbl>
+      <w:tblPr>
+        <w:tblW w:w="5000" w:type="pct"/>
+        <w:jc w:val="left"/>
+        <w:tblInd w:w="-7" w:type="dxa"/>
+        <w:tblLayout w:type="fixed"/>
+        <w:tblCellMar>
+          <w:top w:w="60" w:type="dxa"/>
+          <w:left w:w="60" w:type="dxa"/>
+          <w:bottom w:w="60" w:type="dxa"/>
+          <w:right w:w="60" w:type="dxa"/>
+        </w:tblCellMar>
+      </w:tblPr>
+      <w:tblGrid>
+        <w:gridCol w:w="814"/>
+        <w:gridCol w:w="976"/>
+        <w:gridCol w:w="1147"/>
+        <w:gridCol w:w="1403"/>
+        <w:gridCol w:w="4199"/>
+        <w:gridCol w:w="1626"/>
+        <w:gridCol w:w="1174"/>
+      </w:tblGrid>
+      <w:tr>
+        <w:trPr>
+          <w:tblHeader w:val="true"/>
+        </w:trPr>
+        <w:tc>
+          <w:tcPr>
+            <w:tcW w:w="814" w:type="dxa"/>
+            <w:tcBorders>
+              <w:top w:val="single" w:sz="6" w:space="0" w:color="BFC7D5"/>
+              <w:left w:val="single" w:sz="6" w:space="0" w:color="BFC7D5"/>
+              <w:bottom w:val="single" w:sz="2" w:space="0" w:color="BFC7D5"/>
+              <w:right w:val="single" w:sz="6" w:space="0" w:color="BFC7D5"/>
+            </w:tcBorders>
+            <w:shd w:fill="1F3A5F" w:val="clear"/>
+            <w:vAlign w:val="center"/>
+          </w:tcPr>
+          <w:p>
+            <w:pPr>
+              <w:pStyle w:val="TableHeading"/>
+              <w:bidi w:val="0"/>
+              <w:spacing w:before="0" w:after="283"/>
+              <w:jc w:val="left"/>
+              <w:rPr>
+                <w:color w:val="FFFFFF"/>
+              </w:rPr>
+            </w:pPr>
+            <w:r>
+              <w:rPr>
+                <w:color w:val="FFFFFF"/>
+              </w:rPr>
+              <w:t>Version</w:t>
+            </w:r>
+          </w:p>
+        </w:tc>
+        <w:tc>
+          <w:tcPr>
+            <w:tcW w:w="976" w:type="dxa"/>
+            <w:tcBorders>
+              <w:top w:val="single" w:sz="6" w:space="0" w:color="BFC7D5"/>
+              <w:left w:val="single" w:sz="2" w:space="0" w:color="BFC7D5"/>
+              <w:bottom w:val="single" w:sz="2" w:space="0" w:color="BFC7D5"/>
+              <w:right w:val="single" w:sz="6" w:space="0" w:color="BFC7D5"/>
+            </w:tcBorders>
+            <w:shd w:fill="1F3A5F" w:val="clear"/>
+            <w:vAlign w:val="center"/>
+          </w:tcPr>
+          <w:p>
+            <w:pPr>
+              <w:pStyle w:val="TableHeading"/>
+              <w:bidi w:val="0"/>
+              <w:spacing w:before="0" w:after="283"/>
+              <w:jc w:val="left"/>
+              <w:rPr>
+                <w:color w:val="FFFFFF"/>
+              </w:rPr>
+            </w:pPr>
+            <w:r>
+              <w:rPr>
+                <w:color w:val="FFFFFF"/>
+              </w:rPr>
+              <w:t>Baseline date</w:t>
+            </w:r>
+          </w:p>
+        </w:tc>
+        <w:tc>
+          <w:tcPr>
+            <w:tcW w:w="1147" w:type="dxa"/>
+            <w:tcBorders>
+              <w:top w:val="single" w:sz="6" w:space="0" w:color="BFC7D5"/>
+              <w:left w:val="single" w:sz="2" w:space="0" w:color="BFC7D5"/>
+              <w:bottom w:val="single" w:sz="2" w:space="0" w:color="BFC7D5"/>
+              <w:right w:val="single" w:sz="6" w:space="0" w:color="BFC7D5"/>
+            </w:tcBorders>
+            <w:shd w:fill="1F3A5F" w:val="clear"/>
+            <w:vAlign w:val="center"/>
+          </w:tcPr>
+          <w:p>
+            <w:pPr>
+              <w:pStyle w:val="TableHeading"/>
+              <w:bidi w:val="0"/>
+              <w:spacing w:before="0" w:after="283"/>
+              <w:jc w:val="left"/>
+              <w:rPr>
+                <w:color w:val="FFFFFF"/>
+              </w:rPr>
+            </w:pPr>
+            <w:r>
+              <w:rPr>
+                <w:color w:val="FFFFFF"/>
+              </w:rPr>
+              <w:t>Source revision (sha)</w:t>
+            </w:r>
+          </w:p>
+        </w:tc>
+        <w:tc>
+          <w:tcPr>
+            <w:tcW w:w="1403" w:type="dxa"/>
+            <w:tcBorders>
+              <w:top w:val="single" w:sz="6" w:space="0" w:color="BFC7D5"/>
+              <w:left w:val="single" w:sz="2" w:space="0" w:color="BFC7D5"/>
+              <w:bottom w:val="single" w:sz="2" w:space="0" w:color="BFC7D5"/>
+              <w:right w:val="single" w:sz="6" w:space="0" w:color="BFC7D5"/>
+            </w:tcBorders>
+            <w:shd w:fill="1F3A5F" w:val="clear"/>
+            <w:vAlign w:val="center"/>
+          </w:tcPr>
+          <w:p>
+            <w:pPr>
+              <w:pStyle w:val="TableHeading"/>
+              <w:bidi w:val="0"/>
+              <w:spacing w:before="0" w:after="283"/>
+              <w:jc w:val="left"/>
+              <w:rPr>
+                <w:color w:val="FFFFFF"/>
+              </w:rPr>
+            </w:pPr>
+            <w:r>
+              <w:rPr>
+                <w:color w:val="FFFFFF"/>
+              </w:rPr>
+              <w:t>Git tag</w:t>
+            </w:r>
+          </w:p>
+        </w:tc>
+        <w:tc>
+          <w:tcPr>
+            <w:tcW w:w="4199" w:type="dxa"/>
+            <w:tcBorders>
+              <w:top w:val="single" w:sz="6" w:space="0" w:color="BFC7D5"/>
+              <w:left w:val="single" w:sz="2" w:space="0" w:color="BFC7D5"/>
+              <w:bottom w:val="single" w:sz="2" w:space="0" w:color="BFC7D5"/>
+              <w:right w:val="single" w:sz="6" w:space="0" w:color="BFC7D5"/>
+            </w:tcBorders>
+            <w:shd w:fill="1F3A5F" w:val="clear"/>
+            <w:vAlign w:val="center"/>
+          </w:tcPr>
+          <w:p>
+            <w:pPr>
+              <w:pStyle w:val="TableHeading"/>
+              <w:bidi w:val="0"/>
+              <w:spacing w:before="0" w:after="283"/>
+              <w:jc w:val="left"/>
+              <w:rPr>
+                <w:color w:val="FFFFFF"/>
+              </w:rPr>
+            </w:pPr>
+            <w:r>
+              <w:rPr>
+                <w:color w:val="FFFFFF"/>
+              </w:rPr>
+              <w:t>Scope (from the commits)</w:t>
+            </w:r>
+          </w:p>
+        </w:tc>
+        <w:tc>
+          <w:tcPr>
+            <w:tcW w:w="1626" w:type="dxa"/>
+            <w:tcBorders>
+              <w:top w:val="single" w:sz="6" w:space="0" w:color="BFC7D5"/>
+              <w:left w:val="single" w:sz="2" w:space="0" w:color="BFC7D5"/>
+              <w:bottom w:val="single" w:sz="2" w:space="0" w:color="BFC7D5"/>
+              <w:right w:val="single" w:sz="6" w:space="0" w:color="BFC7D5"/>
+            </w:tcBorders>
+            <w:shd w:fill="1F3A5F" w:val="clear"/>
+            <w:vAlign w:val="center"/>
+          </w:tcPr>
+          <w:p>
+            <w:pPr>
+              <w:pStyle w:val="TableHeading"/>
+              <w:bidi w:val="0"/>
+              <w:spacing w:before="0" w:after="283"/>
+              <w:jc w:val="left"/>
+              <w:rPr>
+                <w:color w:val="FFFFFF"/>
+              </w:rPr>
+            </w:pPr>
+            <w:r>
+              <w:rPr>
+                <w:color w:val="FFFFFF"/>
+              </w:rPr>
+              <w:t>Version reviews (EM26-19)</w:t>
+            </w:r>
+          </w:p>
+        </w:tc>
+        <w:tc>
+          <w:tcPr>
+            <w:tcW w:w="1174" w:type="dxa"/>
+            <w:tcBorders>
+              <w:top w:val="single" w:sz="6" w:space="0" w:color="BFC7D5"/>
+              <w:left w:val="single" w:sz="2" w:space="0" w:color="BFC7D5"/>
+              <w:bottom w:val="single" w:sz="2" w:space="0" w:color="BFC7D5"/>
+              <w:right w:val="single" w:sz="6" w:space="0" w:color="BFC7D5"/>
+            </w:tcBorders>
+            <w:shd w:fill="1F3A5F" w:val="clear"/>
+            <w:vAlign w:val="center"/>
+          </w:tcPr>
+          <w:p>
+            <w:pPr>
+              <w:pStyle w:val="TableHeading"/>
+              <w:bidi w:val="0"/>
+              <w:spacing w:before="0" w:after="283"/>
+              <w:jc w:val="left"/>
+              <w:rPr>
+                <w:color w:val="FFFFFF"/>
+              </w:rPr>
+            </w:pPr>
+            <w:r>
+              <w:rPr>
+                <w:color w:val="FFFFFF"/>
+              </w:rPr>
+              <w:t>Release record</w:t>
+            </w:r>
+          </w:p>
+        </w:tc>
+      </w:tr>
+      <w:tr>
+        <w:trPr/>
+        <w:tc>
+          <w:tcPr>
+            <w:tcW w:w="814" w:type="dxa"/>
+            <w:tcBorders>
+              <w:left w:val="single" w:sz="6" w:space="0" w:color="BFC7D5"/>
+              <w:bottom w:val="single" w:sz="2" w:space="0" w:color="BFC7D5"/>
+              <w:right w:val="single" w:sz="6" w:space="0" w:color="BFC7D5"/>
+            </w:tcBorders>
+            <w:vAlign w:val="center"/>
+          </w:tcPr>
+          <w:p>
+            <w:pPr>
+              <w:pStyle w:val="TableContents"/>
+              <w:bidi w:val="0"/>
+              <w:spacing w:before="0" w:after="283"/>
+              <w:jc w:val="left"/>
+              <w:rPr/>
+            </w:pPr>
+            <w:r>
+              <w:rPr>
+                <w:rStyle w:val="SourceText"/>
+              </w:rPr>
+              <w:t>v1.0.0</w:t>
+            </w:r>
+          </w:p>
+        </w:tc>
+        <w:tc>
+          <w:tcPr>
+            <w:tcW w:w="976" w:type="dxa"/>
+            <w:tcBorders>
+              <w:left w:val="single" w:sz="2" w:space="0" w:color="BFC7D5"/>
+              <w:bottom w:val="single" w:sz="2" w:space="0" w:color="BFC7D5"/>
+              <w:right w:val="single" w:sz="6" w:space="0" w:color="BFC7D5"/>
+            </w:tcBorders>
+            <w:vAlign w:val="center"/>
+          </w:tcPr>
+          <w:p>
+            <w:pPr>
+              <w:pStyle w:val="TableContents"/>
+              <w:bidi w:val="0"/>
+              <w:spacing w:before="0" w:after="283"/>
+              <w:jc w:val="left"/>
+              <w:rPr/>
+            </w:pPr>
+            <w:r>
+              <w:rPr/>
+              <w:t>2026-02-27</w:t>
+            </w:r>
+          </w:p>
+        </w:tc>
+        <w:tc>
+          <w:tcPr>
+            <w:tcW w:w="1147" w:type="dxa"/>
+            <w:tcBorders>
+              <w:left w:val="single" w:sz="2" w:space="0" w:color="BFC7D5"/>
+              <w:bottom w:val="single" w:sz="2" w:space="0" w:color="BFC7D5"/>
+              <w:right w:val="single" w:sz="6" w:space="0" w:color="BFC7D5"/>
+            </w:tcBorders>
+            <w:vAlign w:val="center"/>
+          </w:tcPr>
+          <w:p>
+            <w:pPr>
+              <w:pStyle w:val="TableContents"/>
+              <w:bidi w:val="0"/>
+              <w:spacing w:before="0" w:after="283"/>
+              <w:jc w:val="left"/>
+              <w:rPr/>
+            </w:pPr>
+            <w:r>
+              <w:rPr>
+                <w:rStyle w:val="SourceText"/>
+              </w:rPr>
+              <w:t>595b24b</w:t>
+            </w:r>
+          </w:p>
+        </w:tc>
+        <w:tc>
+          <w:tcPr>
+            <w:tcW w:w="1403" w:type="dxa"/>
+            <w:tcBorders>
+              <w:left w:val="single" w:sz="2" w:space="0" w:color="BFC7D5"/>
+              <w:bottom w:val="single" w:sz="2" w:space="0" w:color="BFC7D5"/>
+              <w:right w:val="single" w:sz="6" w:space="0" w:color="BFC7D5"/>
+            </w:tcBorders>
+            <w:vAlign w:val="center"/>
+          </w:tcPr>
+          <w:p>
+            <w:pPr>
+              <w:pStyle w:val="TableContents"/>
+              <w:bidi w:val="0"/>
+              <w:spacing w:before="0" w:after="283"/>
+              <w:jc w:val="left"/>
+              <w:rPr/>
+            </w:pPr>
+            <w:r>
+              <w:rPr>
+                <w:rStyle w:val="SourceText"/>
+              </w:rPr>
+              <w:t>v1.0.0</w:t>
+            </w:r>
+            <w:r>
+              <w:rPr/>
+              <w:t xml:space="preserve"> (retrospective)</w:t>
+            </w:r>
+          </w:p>
+        </w:tc>
+        <w:tc>
+          <w:tcPr>
+            <w:tcW w:w="4199" w:type="dxa"/>
+            <w:tcBorders>
+              <w:left w:val="single" w:sz="2" w:space="0" w:color="BFC7D5"/>
+              <w:bottom w:val="single" w:sz="2" w:space="0" w:color="BFC7D5"/>
+              <w:right w:val="single" w:sz="6" w:space="0" w:color="BFC7D5"/>
+            </w:tcBorders>
+            <w:vAlign w:val="center"/>
+          </w:tcPr>
+          <w:p>
+            <w:pPr>
+              <w:pStyle w:val="TableContents"/>
+              <w:bidi w:val="0"/>
+              <w:spacing w:before="0" w:after="283"/>
+              <w:jc w:val="left"/>
+              <w:rPr/>
+            </w:pPr>
+            <w:r>
+              <w:rPr/>
+              <w:t>2025 code ported to the DGX Spark; knowledge chat; live transcription; Kyutai speech; voice with barge-in; wake word, listen-only</w:t>
+            </w:r>
+          </w:p>
+        </w:tc>
+        <w:tc>
+          <w:tcPr>
+            <w:tcW w:w="1626" w:type="dxa"/>
+            <w:tcBorders>
+              <w:left w:val="single" w:sz="2" w:space="0" w:color="BFC7D5"/>
+              <w:bottom w:val="single" w:sz="2" w:space="0" w:color="BFC7D5"/>
+              <w:right w:val="single" w:sz="6" w:space="0" w:color="BFC7D5"/>
+            </w:tcBorders>
+            <w:vAlign w:val="center"/>
+          </w:tcPr>
+          <w:p>
+            <w:pPr>
+              <w:pStyle w:val="TableContents"/>
+              <w:bidi w:val="0"/>
+              <w:spacing w:before="0" w:after="283"/>
+              <w:jc w:val="left"/>
+              <w:rPr/>
+            </w:pPr>
+            <w:r>
+              <w:rPr/>
+              <w:t>CR-2026-01, CR-2026-02, CR-2026-03</w:t>
+            </w:r>
+          </w:p>
+        </w:tc>
+        <w:tc>
+          <w:tcPr>
+            <w:tcW w:w="1174" w:type="dxa"/>
+            <w:tcBorders>
+              <w:left w:val="single" w:sz="2" w:space="0" w:color="BFC7D5"/>
+              <w:bottom w:val="single" w:sz="2" w:space="0" w:color="BFC7D5"/>
+              <w:right w:val="single" w:sz="6" w:space="0" w:color="BFC7D5"/>
+            </w:tcBorders>
+            <w:vAlign w:val="center"/>
+          </w:tcPr>
+          <w:p>
+            <w:pPr>
+              <w:pStyle w:val="TableContents"/>
+              <w:bidi w:val="0"/>
+              <w:spacing w:before="0" w:after="283"/>
+              <w:jc w:val="left"/>
+              <w:rPr/>
+            </w:pPr>
+            <w:r>
+              <w:rPr/>
+              <w:t>None — baseline</w:t>
+            </w:r>
+          </w:p>
+        </w:tc>
+      </w:tr>
+      <w:tr>
+        <w:trPr/>
+        <w:tc>
+          <w:tcPr>
+            <w:tcW w:w="814" w:type="dxa"/>
+            <w:tcBorders>
+              <w:left w:val="single" w:sz="6" w:space="0" w:color="BFC7D5"/>
+              <w:bottom w:val="single" w:sz="2" w:space="0" w:color="BFC7D5"/>
+              <w:right w:val="single" w:sz="6" w:space="0" w:color="BFC7D5"/>
+            </w:tcBorders>
+            <w:vAlign w:val="center"/>
+          </w:tcPr>
+          <w:p>
+            <w:pPr>
+              <w:pStyle w:val="TableContents"/>
+              <w:bidi w:val="0"/>
+              <w:spacing w:before="0" w:after="283"/>
+              <w:jc w:val="left"/>
+              <w:rPr/>
+            </w:pPr>
+            <w:r>
+              <w:rPr>
+                <w:rStyle w:val="SourceText"/>
+              </w:rPr>
+              <w:t>v1.1.0</w:t>
+            </w:r>
+          </w:p>
+        </w:tc>
+        <w:tc>
+          <w:tcPr>
+            <w:tcW w:w="976" w:type="dxa"/>
+            <w:tcBorders>
+              <w:left w:val="single" w:sz="2" w:space="0" w:color="BFC7D5"/>
+              <w:bottom w:val="single" w:sz="2" w:space="0" w:color="BFC7D5"/>
+              <w:right w:val="single" w:sz="6" w:space="0" w:color="BFC7D5"/>
+            </w:tcBorders>
+            <w:vAlign w:val="center"/>
+          </w:tcPr>
+          <w:p>
+            <w:pPr>
+              <w:pStyle w:val="TableContents"/>
+              <w:bidi w:val="0"/>
+              <w:spacing w:before="0" w:after="283"/>
+              <w:jc w:val="left"/>
+              <w:rPr/>
+            </w:pPr>
+            <w:r>
+              <w:rPr/>
+              <w:t>2026-04-29</w:t>
+            </w:r>
+          </w:p>
+        </w:tc>
+        <w:tc>
+          <w:tcPr>
+            <w:tcW w:w="1147" w:type="dxa"/>
+            <w:tcBorders>
+              <w:left w:val="single" w:sz="2" w:space="0" w:color="BFC7D5"/>
+              <w:bottom w:val="single" w:sz="2" w:space="0" w:color="BFC7D5"/>
+              <w:right w:val="single" w:sz="6" w:space="0" w:color="BFC7D5"/>
+            </w:tcBorders>
+            <w:vAlign w:val="center"/>
+          </w:tcPr>
+          <w:p>
+            <w:pPr>
+              <w:pStyle w:val="TableContents"/>
+              <w:bidi w:val="0"/>
+              <w:spacing w:before="0" w:after="283"/>
+              <w:jc w:val="left"/>
+              <w:rPr/>
+            </w:pPr>
+            <w:r>
+              <w:rPr>
+                <w:rStyle w:val="SourceText"/>
+              </w:rPr>
+              <w:t>e5292f3</w:t>
+            </w:r>
+          </w:p>
+        </w:tc>
+        <w:tc>
+          <w:tcPr>
+            <w:tcW w:w="1403" w:type="dxa"/>
+            <w:tcBorders>
+              <w:left w:val="single" w:sz="2" w:space="0" w:color="BFC7D5"/>
+              <w:bottom w:val="single" w:sz="2" w:space="0" w:color="BFC7D5"/>
+              <w:right w:val="single" w:sz="6" w:space="0" w:color="BFC7D5"/>
+            </w:tcBorders>
+            <w:vAlign w:val="center"/>
+          </w:tcPr>
+          <w:p>
+            <w:pPr>
+              <w:pStyle w:val="TableContents"/>
+              <w:bidi w:val="0"/>
+              <w:spacing w:before="0" w:after="283"/>
+              <w:jc w:val="left"/>
+              <w:rPr/>
+            </w:pPr>
+            <w:r>
+              <w:rPr>
+                <w:rStyle w:val="SourceText"/>
+              </w:rPr>
+              <w:t>v1.1.0</w:t>
+            </w:r>
+            <w:r>
+              <w:rPr/>
+              <w:t xml:space="preserve"> (retrospective)</w:t>
+            </w:r>
+          </w:p>
+        </w:tc>
+        <w:tc>
+          <w:tcPr>
+            <w:tcW w:w="4199" w:type="dxa"/>
+            <w:tcBorders>
+              <w:left w:val="single" w:sz="2" w:space="0" w:color="BFC7D5"/>
+              <w:bottom w:val="single" w:sz="2" w:space="0" w:color="BFC7D5"/>
+              <w:right w:val="single" w:sz="6" w:space="0" w:color="BFC7D5"/>
+            </w:tcBorders>
+            <w:vAlign w:val="center"/>
+          </w:tcPr>
+          <w:p>
+            <w:pPr>
+              <w:pStyle w:val="TableContents"/>
+              <w:bidi w:val="0"/>
+              <w:spacing w:before="0" w:after="283"/>
+              <w:jc w:val="left"/>
+              <w:rPr/>
+            </w:pPr>
+            <w:r>
+              <w:rPr/>
+              <w:t>DoD FMR knowledge base (section and TOC retrieval); financial assistant; TensorRT-LLM integrated; own dual-loop voice; Nemotron speech; personas</w:t>
+            </w:r>
+          </w:p>
+        </w:tc>
+        <w:tc>
+          <w:tcPr>
+            <w:tcW w:w="1626" w:type="dxa"/>
+            <w:tcBorders>
+              <w:left w:val="single" w:sz="2" w:space="0" w:color="BFC7D5"/>
+              <w:bottom w:val="single" w:sz="2" w:space="0" w:color="BFC7D5"/>
+              <w:right w:val="single" w:sz="6" w:space="0" w:color="BFC7D5"/>
+            </w:tcBorders>
+            <w:vAlign w:val="center"/>
+          </w:tcPr>
+          <w:p>
+            <w:pPr>
+              <w:pStyle w:val="TableContents"/>
+              <w:bidi w:val="0"/>
+              <w:spacing w:before="0" w:after="283"/>
+              <w:jc w:val="left"/>
+              <w:rPr/>
+            </w:pPr>
+            <w:r>
+              <w:rPr/>
+              <w:t>CR-2026-04, CR-2026-05, CR-2026-06, CR-2026-07</w:t>
+            </w:r>
+          </w:p>
+        </w:tc>
+        <w:tc>
+          <w:tcPr>
+            <w:tcW w:w="1174" w:type="dxa"/>
+            <w:tcBorders>
+              <w:left w:val="single" w:sz="2" w:space="0" w:color="BFC7D5"/>
+              <w:bottom w:val="single" w:sz="2" w:space="0" w:color="BFC7D5"/>
+              <w:right w:val="single" w:sz="6" w:space="0" w:color="BFC7D5"/>
+            </w:tcBorders>
+            <w:vAlign w:val="center"/>
+          </w:tcPr>
+          <w:p>
+            <w:pPr>
+              <w:pStyle w:val="TableContents"/>
+              <w:bidi w:val="0"/>
+              <w:spacing w:before="0" w:after="283"/>
+              <w:jc w:val="left"/>
+              <w:rPr/>
+            </w:pPr>
+            <w:r>
+              <w:rPr/>
+              <w:t>None — baseline</w:t>
+            </w:r>
+          </w:p>
+        </w:tc>
+      </w:tr>
+      <w:tr>
+        <w:trPr/>
+        <w:tc>
+          <w:tcPr>
+            <w:tcW w:w="814" w:type="dxa"/>
+            <w:tcBorders>
+              <w:left w:val="single" w:sz="6" w:space="0" w:color="BFC7D5"/>
+              <w:bottom w:val="single" w:sz="2" w:space="0" w:color="BFC7D5"/>
+              <w:right w:val="single" w:sz="6" w:space="0" w:color="BFC7D5"/>
+            </w:tcBorders>
+            <w:vAlign w:val="center"/>
+          </w:tcPr>
+          <w:p>
+            <w:pPr>
+              <w:pStyle w:val="TableContents"/>
+              <w:bidi w:val="0"/>
+              <w:spacing w:before="0" w:after="283"/>
+              <w:jc w:val="left"/>
+              <w:rPr/>
+            </w:pPr>
+            <w:r>
+              <w:rPr>
+                <w:rStyle w:val="SourceText"/>
+              </w:rPr>
+              <w:t>v1.2.0</w:t>
+            </w:r>
+          </w:p>
+        </w:tc>
+        <w:tc>
+          <w:tcPr>
+            <w:tcW w:w="976" w:type="dxa"/>
+            <w:tcBorders>
+              <w:left w:val="single" w:sz="2" w:space="0" w:color="BFC7D5"/>
+              <w:bottom w:val="single" w:sz="2" w:space="0" w:color="BFC7D5"/>
+              <w:right w:val="single" w:sz="6" w:space="0" w:color="BFC7D5"/>
+            </w:tcBorders>
+            <w:vAlign w:val="center"/>
+          </w:tcPr>
+          <w:p>
+            <w:pPr>
+              <w:pStyle w:val="TableContents"/>
+              <w:bidi w:val="0"/>
+              <w:spacing w:before="0" w:after="283"/>
+              <w:jc w:val="left"/>
+              <w:rPr/>
+            </w:pPr>
+            <w:r>
+              <w:rPr/>
+              <w:t>2026-06-27</w:t>
+            </w:r>
+          </w:p>
+        </w:tc>
+        <w:tc>
+          <w:tcPr>
+            <w:tcW w:w="1147" w:type="dxa"/>
+            <w:tcBorders>
+              <w:left w:val="single" w:sz="2" w:space="0" w:color="BFC7D5"/>
+              <w:bottom w:val="single" w:sz="2" w:space="0" w:color="BFC7D5"/>
+              <w:right w:val="single" w:sz="6" w:space="0" w:color="BFC7D5"/>
+            </w:tcBorders>
+            <w:vAlign w:val="center"/>
+          </w:tcPr>
+          <w:p>
+            <w:pPr>
+              <w:pStyle w:val="TableContents"/>
+              <w:bidi w:val="0"/>
+              <w:spacing w:before="0" w:after="283"/>
+              <w:jc w:val="left"/>
+              <w:rPr/>
+            </w:pPr>
+            <w:r>
+              <w:rPr>
+                <w:rStyle w:val="SourceText"/>
+              </w:rPr>
+              <w:t>46bd774</w:t>
+            </w:r>
+          </w:p>
+        </w:tc>
+        <w:tc>
+          <w:tcPr>
+            <w:tcW w:w="1403" w:type="dxa"/>
+            <w:tcBorders>
+              <w:left w:val="single" w:sz="2" w:space="0" w:color="BFC7D5"/>
+              <w:bottom w:val="single" w:sz="2" w:space="0" w:color="BFC7D5"/>
+              <w:right w:val="single" w:sz="6" w:space="0" w:color="BFC7D5"/>
+            </w:tcBorders>
+            <w:vAlign w:val="center"/>
+          </w:tcPr>
+          <w:p>
+            <w:pPr>
+              <w:pStyle w:val="TableContents"/>
+              <w:bidi w:val="0"/>
+              <w:spacing w:before="0" w:after="283"/>
+              <w:jc w:val="left"/>
+              <w:rPr/>
+            </w:pPr>
+            <w:r>
+              <w:rPr>
+                <w:rStyle w:val="SourceText"/>
+              </w:rPr>
+              <w:t>v1.2.0</w:t>
+            </w:r>
+            <w:r>
+              <w:rPr/>
+              <w:t xml:space="preserve"> (retrospective)</w:t>
+            </w:r>
+          </w:p>
+        </w:tc>
+        <w:tc>
+          <w:tcPr>
+            <w:tcW w:w="4199" w:type="dxa"/>
+            <w:tcBorders>
+              <w:left w:val="single" w:sz="2" w:space="0" w:color="BFC7D5"/>
+              <w:bottom w:val="single" w:sz="2" w:space="0" w:color="BFC7D5"/>
+              <w:right w:val="single" w:sz="6" w:space="0" w:color="BFC7D5"/>
+            </w:tcBorders>
+            <w:vAlign w:val="center"/>
+          </w:tcPr>
+          <w:p>
+            <w:pPr>
+              <w:pStyle w:val="TableContents"/>
+              <w:bidi w:val="0"/>
+              <w:spacing w:before="0" w:after="283"/>
+              <w:jc w:val="left"/>
+              <w:rPr/>
+            </w:pPr>
+            <w:r>
+              <w:rPr/>
+              <w:t>Silent Assistant; Boardroom; code-audit fixes; Document Studio; Parakeet final STT; login, roles, tenancy, export gateway; vertical packs; public reference instance</w:t>
+            </w:r>
+          </w:p>
+        </w:tc>
+        <w:tc>
+          <w:tcPr>
+            <w:tcW w:w="1626" w:type="dxa"/>
+            <w:tcBorders>
+              <w:left w:val="single" w:sz="2" w:space="0" w:color="BFC7D5"/>
+              <w:bottom w:val="single" w:sz="2" w:space="0" w:color="BFC7D5"/>
+              <w:right w:val="single" w:sz="6" w:space="0" w:color="BFC7D5"/>
+            </w:tcBorders>
+            <w:vAlign w:val="center"/>
+          </w:tcPr>
+          <w:p>
+            <w:pPr>
+              <w:pStyle w:val="TableContents"/>
+              <w:bidi w:val="0"/>
+              <w:spacing w:before="0" w:after="283"/>
+              <w:jc w:val="left"/>
+              <w:rPr/>
+            </w:pPr>
+            <w:r>
+              <w:rPr/>
+              <w:t>CR-2026-08, SR-2026-01, CR-2026-09</w:t>
+            </w:r>
+          </w:p>
+        </w:tc>
+        <w:tc>
+          <w:tcPr>
+            <w:tcW w:w="1174" w:type="dxa"/>
+            <w:tcBorders>
+              <w:left w:val="single" w:sz="2" w:space="0" w:color="BFC7D5"/>
+              <w:bottom w:val="single" w:sz="2" w:space="0" w:color="BFC7D5"/>
+              <w:right w:val="single" w:sz="6" w:space="0" w:color="BFC7D5"/>
+            </w:tcBorders>
+            <w:vAlign w:val="center"/>
+          </w:tcPr>
+          <w:p>
+            <w:pPr>
+              <w:pStyle w:val="TableContents"/>
+              <w:bidi w:val="0"/>
+              <w:spacing w:before="0" w:after="283"/>
+              <w:jc w:val="left"/>
+              <w:rPr/>
+            </w:pPr>
+            <w:r>
+              <w:rPr/>
+              <w:t>None — baseline</w:t>
+            </w:r>
+          </w:p>
+        </w:tc>
+      </w:tr>
+      <w:tr>
+        <w:trPr/>
+        <w:tc>
+          <w:tcPr>
+            <w:tcW w:w="814" w:type="dxa"/>
+            <w:tcBorders>
+              <w:left w:val="single" w:sz="6" w:space="0" w:color="BFC7D5"/>
+              <w:bottom w:val="single" w:sz="6" w:space="0" w:color="BFC7D5"/>
+              <w:right w:val="single" w:sz="6" w:space="0" w:color="BFC7D5"/>
+            </w:tcBorders>
+            <w:vAlign w:val="center"/>
+          </w:tcPr>
+          <w:p>
+            <w:pPr>
+              <w:pStyle w:val="TableContents"/>
+              <w:bidi w:val="0"/>
+              <w:spacing w:before="0" w:after="283"/>
+              <w:jc w:val="left"/>
+              <w:rPr/>
+            </w:pPr>
+            <w:r>
+              <w:rPr>
+                <w:rStyle w:val="SourceText"/>
+              </w:rPr>
+              <w:t>v1.3.0</w:t>
+            </w:r>
+          </w:p>
+        </w:tc>
+        <w:tc>
+          <w:tcPr>
+            <w:tcW w:w="976" w:type="dxa"/>
+            <w:tcBorders>
+              <w:left w:val="single" w:sz="2" w:space="0" w:color="BFC7D5"/>
+              <w:bottom w:val="single" w:sz="6" w:space="0" w:color="BFC7D5"/>
+              <w:right w:val="single" w:sz="6" w:space="0" w:color="BFC7D5"/>
+            </w:tcBorders>
+            <w:vAlign w:val="center"/>
+          </w:tcPr>
+          <w:p>
+            <w:pPr>
+              <w:pStyle w:val="TableContents"/>
+              <w:bidi w:val="0"/>
+              <w:spacing w:before="0" w:after="283"/>
+              <w:jc w:val="left"/>
+              <w:rPr/>
+            </w:pPr>
+            <w:r>
+              <w:rPr/>
+              <w:t>2026-08-16</w:t>
+            </w:r>
+          </w:p>
+        </w:tc>
+        <w:tc>
+          <w:tcPr>
+            <w:tcW w:w="1147" w:type="dxa"/>
+            <w:tcBorders>
+              <w:left w:val="single" w:sz="2" w:space="0" w:color="BFC7D5"/>
+              <w:bottom w:val="single" w:sz="6" w:space="0" w:color="BFC7D5"/>
+              <w:right w:val="single" w:sz="6" w:space="0" w:color="BFC7D5"/>
+            </w:tcBorders>
+            <w:vAlign w:val="center"/>
+          </w:tcPr>
+          <w:p>
+            <w:pPr>
+              <w:pStyle w:val="TableContents"/>
+              <w:bidi w:val="0"/>
+              <w:spacing w:before="0" w:after="283"/>
+              <w:jc w:val="left"/>
+              <w:rPr/>
+            </w:pPr>
+            <w:r>
+              <w:rPr>
+                <w:rStyle w:val="SourceText"/>
+              </w:rPr>
+              <w:t>bc9aa33</w:t>
+            </w:r>
+          </w:p>
+        </w:tc>
+        <w:tc>
+          <w:tcPr>
+            <w:tcW w:w="1403" w:type="dxa"/>
+            <w:tcBorders>
+              <w:left w:val="single" w:sz="2" w:space="0" w:color="BFC7D5"/>
+              <w:bottom w:val="single" w:sz="6" w:space="0" w:color="BFC7D5"/>
+              <w:right w:val="single" w:sz="6" w:space="0" w:color="BFC7D5"/>
+            </w:tcBorders>
+            <w:vAlign w:val="center"/>
+          </w:tcPr>
+          <w:p>
+            <w:pPr>
+              <w:pStyle w:val="TableContents"/>
+              <w:bidi w:val="0"/>
+              <w:spacing w:before="0" w:after="283"/>
+              <w:jc w:val="left"/>
+              <w:rPr/>
+            </w:pPr>
+            <w:r>
+              <w:rPr>
+                <w:rStyle w:val="SourceText"/>
+              </w:rPr>
+              <w:t>v1.3.0</w:t>
+            </w:r>
+            <w:r>
+              <w:rPr/>
+              <w:t xml:space="preserve"> (retrospective)</w:t>
+            </w:r>
+          </w:p>
+        </w:tc>
+        <w:tc>
+          <w:tcPr>
+            <w:tcW w:w="4199" w:type="dxa"/>
+            <w:tcBorders>
+              <w:left w:val="single" w:sz="2" w:space="0" w:color="BFC7D5"/>
+              <w:bottom w:val="single" w:sz="6" w:space="0" w:color="BFC7D5"/>
+              <w:right w:val="single" w:sz="6" w:space="0" w:color="BFC7D5"/>
+            </w:tcBorders>
+            <w:vAlign w:val="center"/>
+          </w:tcPr>
+          <w:p>
+            <w:pPr>
+              <w:pStyle w:val="TableContents"/>
+              <w:bidi w:val="0"/>
+              <w:spacing w:before="0" w:after="283"/>
+              <w:jc w:val="left"/>
+              <w:rPr/>
+            </w:pPr>
+            <w:r>
+              <w:rPr/>
+              <w:t>TensorRT-LLM NVFP4 in production; golden evaluation; retrieval fixes; RAG ingestion overhaul; Silent Assistant v2; QASC 2026 results</w:t>
+            </w:r>
+          </w:p>
+        </w:tc>
+        <w:tc>
+          <w:tcPr>
+            <w:tcW w:w="1626" w:type="dxa"/>
+            <w:tcBorders>
+              <w:left w:val="single" w:sz="2" w:space="0" w:color="BFC7D5"/>
+              <w:bottom w:val="single" w:sz="6" w:space="0" w:color="BFC7D5"/>
+              <w:right w:val="single" w:sz="6" w:space="0" w:color="BFC7D5"/>
+            </w:tcBorders>
+            <w:vAlign w:val="center"/>
+          </w:tcPr>
+          <w:p>
+            <w:pPr>
+              <w:pStyle w:val="TableContents"/>
+              <w:bidi w:val="0"/>
+              <w:spacing w:before="0" w:after="283"/>
+              <w:jc w:val="left"/>
+              <w:rPr/>
+            </w:pPr>
+            <w:r>
+              <w:rPr/>
+              <w:t>RV-2026-01, RV-2026-02</w:t>
+            </w:r>
+          </w:p>
+        </w:tc>
+        <w:tc>
+          <w:tcPr>
+            <w:tcW w:w="1174" w:type="dxa"/>
+            <w:tcBorders>
+              <w:left w:val="single" w:sz="2" w:space="0" w:color="BFC7D5"/>
+              <w:bottom w:val="single" w:sz="6" w:space="0" w:color="BFC7D5"/>
+              <w:right w:val="single" w:sz="6" w:space="0" w:color="BFC7D5"/>
+            </w:tcBorders>
+            <w:vAlign w:val="center"/>
+          </w:tcPr>
+          <w:p>
+            <w:pPr>
+              <w:pStyle w:val="TableContents"/>
+              <w:bidi w:val="0"/>
+              <w:spacing w:before="0" w:after="283"/>
+              <w:jc w:val="left"/>
+              <w:rPr/>
+            </w:pPr>
+            <w:r>
+              <w:rPr/>
+              <w:t>None — baseline</w:t>
             </w:r>
           </w:p>
         </w:tc>
